--- a/salidas/demograficos.docx
+++ b/salidas/demograficos.docx
@@ -42,7 +42,6 @@
           </w:tcPr>
           <w:p>
             <w:pPr>
-              <w:pStyle w:val="Normal"/>
               <w:jc w:val="left"/>
               <w:pBdr>
                 <w:bottom w:val="none" w:sz="0" w:space="0" w:color="000000"/>
@@ -72,7 +71,7 @@
                 <w:szCs w:val="16"/>
                 <w:color w:val="000000"/>
               </w:rPr>
-              <w:t xml:space="preserve">Característica</w:t>
+              <w:t xml:space="preserve">Characteristic</w:t>
             </w:r>
           </w:p>
         </w:tc>
@@ -95,7 +94,6 @@
           </w:tcPr>
           <w:p>
             <w:pPr>
-              <w:pStyle w:val="Normal"/>
               <w:jc w:val="center"/>
               <w:pBdr>
                 <w:bottom w:val="none" w:sz="0" w:space="0" w:color="000000"/>
@@ -167,7 +165,6 @@
           </w:tcPr>
           <w:p>
             <w:pPr>
-              <w:pStyle w:val="Normal"/>
               <w:jc w:val="left"/>
               <w:pBdr>
                 <w:bottom w:val="none" w:sz="0" w:space="0" w:color="000000"/>
@@ -197,7 +194,7 @@
                 <w:szCs w:val="16"/>
                 <w:color w:val="000000"/>
               </w:rPr>
-              <w:t xml:space="preserve">Sexo</w:t>
+              <w:t xml:space="preserve">Sex</w:t>
             </w:r>
           </w:p>
         </w:tc>
@@ -220,7 +217,6 @@
           </w:tcPr>
           <w:p>
             <w:pPr>
-              <w:pStyle w:val="Normal"/>
               <w:jc w:val="center"/>
               <w:pBdr>
                 <w:bottom w:val="none" w:sz="0" w:space="0" w:color="000000"/>
@@ -279,7 +275,6 @@
           </w:tcPr>
           <w:p>
             <w:pPr>
-              <w:pStyle w:val="Normal"/>
               <w:jc w:val="left"/>
               <w:pBdr>
                 <w:bottom w:val="none" w:sz="0" w:space="0" w:color="000000"/>
@@ -309,30 +304,29 @@
                 <w:szCs w:val="16"/>
                 <w:color w:val="000000"/>
               </w:rPr>
-              <w:t xml:space="preserve">Mujer</w:t>
-            </w:r>
-          </w:p>
-        </w:tc>
-        <w:tc>
-          <w:tcPr>
-            <w:tcBorders>
-              <w:bottom w:val="none" w:sz="0" w:space="0" w:color="000000"/>
-              <w:top w:val="none" w:sz="0" w:space="0" w:color="000000"/>
-              <w:left w:val="none" w:sz="0" w:space="0" w:color="000000"/>
-              <w:right w:val="none" w:sz="0" w:space="0" w:color="000000"/>
-            </w:tcBorders>
-            <w:shd w:val="clear" w:color="auto" w:fill="FFFFFF"/>
-            <w:tcMar>
-              <w:top w:w="0" w:type="dxa"/>
-              <w:bottom w:w="0" w:type="dxa"/>
-              <w:left w:w="0" w:type="dxa"/>
-              <w:right w:w="0" w:type="dxa"/>
-            </w:tcMar>
-            <w:vAlign w:val="top"/>
-          </w:tcPr>
-          <w:p>
-            <w:pPr>
-              <w:pStyle w:val="Normal"/>
+              <w:t xml:space="preserve">Man</w:t>
+            </w:r>
+          </w:p>
+        </w:tc>
+        <w:tc>
+          <w:tcPr>
+            <w:tcBorders>
+              <w:bottom w:val="none" w:sz="0" w:space="0" w:color="000000"/>
+              <w:top w:val="none" w:sz="0" w:space="0" w:color="000000"/>
+              <w:left w:val="none" w:sz="0" w:space="0" w:color="000000"/>
+              <w:right w:val="none" w:sz="0" w:space="0" w:color="000000"/>
+            </w:tcBorders>
+            <w:shd w:val="clear" w:color="auto" w:fill="FFFFFF"/>
+            <w:tcMar>
+              <w:top w:w="0" w:type="dxa"/>
+              <w:bottom w:w="0" w:type="dxa"/>
+              <w:left w:w="0" w:type="dxa"/>
+              <w:right w:w="0" w:type="dxa"/>
+            </w:tcMar>
+            <w:vAlign w:val="top"/>
+          </w:tcPr>
+          <w:p>
+            <w:pPr>
               <w:jc w:val="center"/>
               <w:pBdr>
                 <w:bottom w:val="none" w:sz="0" w:space="0" w:color="000000"/>
@@ -362,7 +356,7 @@
                 <w:szCs w:val="16"/>
                 <w:color w:val="000000"/>
               </w:rPr>
-              <w:t xml:space="preserve">144 (33,8%)</w:t>
+              <w:t xml:space="preserve">282 (66.2%)</w:t>
             </w:r>
           </w:p>
         </w:tc>
@@ -391,7 +385,6 @@
           </w:tcPr>
           <w:p>
             <w:pPr>
-              <w:pStyle w:val="Normal"/>
               <w:jc w:val="left"/>
               <w:pBdr>
                 <w:bottom w:val="none" w:sz="0" w:space="0" w:color="000000"/>
@@ -421,30 +414,29 @@
                 <w:szCs w:val="16"/>
                 <w:color w:val="000000"/>
               </w:rPr>
-              <w:t xml:space="preserve">Varón</w:t>
-            </w:r>
-          </w:p>
-        </w:tc>
-        <w:tc>
-          <w:tcPr>
-            <w:tcBorders>
-              <w:bottom w:val="none" w:sz="0" w:space="0" w:color="000000"/>
-              <w:top w:val="none" w:sz="0" w:space="0" w:color="000000"/>
-              <w:left w:val="none" w:sz="0" w:space="0" w:color="000000"/>
-              <w:right w:val="none" w:sz="0" w:space="0" w:color="000000"/>
-            </w:tcBorders>
-            <w:shd w:val="clear" w:color="auto" w:fill="FFFFFF"/>
-            <w:tcMar>
-              <w:top w:w="0" w:type="dxa"/>
-              <w:bottom w:w="0" w:type="dxa"/>
-              <w:left w:w="0" w:type="dxa"/>
-              <w:right w:w="0" w:type="dxa"/>
-            </w:tcMar>
-            <w:vAlign w:val="top"/>
-          </w:tcPr>
-          <w:p>
-            <w:pPr>
-              <w:pStyle w:val="Normal"/>
+              <w:t xml:space="preserve">Woman</w:t>
+            </w:r>
+          </w:p>
+        </w:tc>
+        <w:tc>
+          <w:tcPr>
+            <w:tcBorders>
+              <w:bottom w:val="none" w:sz="0" w:space="0" w:color="000000"/>
+              <w:top w:val="none" w:sz="0" w:space="0" w:color="000000"/>
+              <w:left w:val="none" w:sz="0" w:space="0" w:color="000000"/>
+              <w:right w:val="none" w:sz="0" w:space="0" w:color="000000"/>
+            </w:tcBorders>
+            <w:shd w:val="clear" w:color="auto" w:fill="FFFFFF"/>
+            <w:tcMar>
+              <w:top w:w="0" w:type="dxa"/>
+              <w:bottom w:w="0" w:type="dxa"/>
+              <w:left w:w="0" w:type="dxa"/>
+              <w:right w:w="0" w:type="dxa"/>
+            </w:tcMar>
+            <w:vAlign w:val="top"/>
+          </w:tcPr>
+          <w:p>
+            <w:pPr>
               <w:jc w:val="center"/>
               <w:pBdr>
                 <w:bottom w:val="none" w:sz="0" w:space="0" w:color="000000"/>
@@ -474,14 +466,14 @@
                 <w:szCs w:val="16"/>
                 <w:color w:val="000000"/>
               </w:rPr>
-              <w:t xml:space="preserve">282 (66,2%)</w:t>
+              <w:t xml:space="preserve">144 (33.8%)</w:t>
             </w:r>
           </w:p>
         </w:tc>
       </w:tr>
       <w:tr>
         <w:trPr>
-          <w:trHeight w:val="617" w:hRule="auto"/>
+          <w:trHeight w:val="614" w:hRule="auto"/>
         </w:trPr>
         body 4
         <w:tc>
@@ -503,7 +495,6 @@
           </w:tcPr>
           <w:p>
             <w:pPr>
-              <w:pStyle w:val="Normal"/>
               <w:jc w:val="left"/>
               <w:pBdr>
                 <w:bottom w:val="none" w:sz="0" w:space="0" w:color="000000"/>
@@ -533,30 +524,29 @@
                 <w:szCs w:val="16"/>
                 <w:color w:val="000000"/>
               </w:rPr>
-              <w:t xml:space="preserve">Edad</w:t>
-            </w:r>
-          </w:p>
-        </w:tc>
-        <w:tc>
-          <w:tcPr>
-            <w:tcBorders>
-              <w:bottom w:val="none" w:sz="0" w:space="0" w:color="000000"/>
-              <w:top w:val="none" w:sz="0" w:space="0" w:color="000000"/>
-              <w:left w:val="none" w:sz="0" w:space="0" w:color="000000"/>
-              <w:right w:val="none" w:sz="0" w:space="0" w:color="000000"/>
-            </w:tcBorders>
-            <w:shd w:val="clear" w:color="auto" w:fill="FFFFFF"/>
-            <w:tcMar>
-              <w:top w:w="0" w:type="dxa"/>
-              <w:bottom w:w="0" w:type="dxa"/>
-              <w:left w:w="0" w:type="dxa"/>
-              <w:right w:w="0" w:type="dxa"/>
-            </w:tcMar>
-            <w:vAlign w:val="top"/>
-          </w:tcPr>
-          <w:p>
-            <w:pPr>
-              <w:pStyle w:val="Normal"/>
+              <w:t xml:space="preserve">Age group</w:t>
+            </w:r>
+          </w:p>
+        </w:tc>
+        <w:tc>
+          <w:tcPr>
+            <w:tcBorders>
+              <w:bottom w:val="none" w:sz="0" w:space="0" w:color="000000"/>
+              <w:top w:val="none" w:sz="0" w:space="0" w:color="000000"/>
+              <w:left w:val="none" w:sz="0" w:space="0" w:color="000000"/>
+              <w:right w:val="none" w:sz="0" w:space="0" w:color="000000"/>
+            </w:tcBorders>
+            <w:shd w:val="clear" w:color="auto" w:fill="FFFFFF"/>
+            <w:tcMar>
+              <w:top w:w="0" w:type="dxa"/>
+              <w:bottom w:w="0" w:type="dxa"/>
+              <w:left w:w="0" w:type="dxa"/>
+              <w:right w:w="0" w:type="dxa"/>
+            </w:tcMar>
+            <w:vAlign w:val="top"/>
+          </w:tcPr>
+          <w:p>
+            <w:pPr>
               <w:jc w:val="center"/>
               <w:pBdr>
                 <w:bottom w:val="none" w:sz="0" w:space="0" w:color="000000"/>
@@ -586,7 +576,7 @@
                 <w:szCs w:val="16"/>
                 <w:color w:val="000000"/>
               </w:rPr>
-              <w:t xml:space="preserve">38 (12)</w:t>
+              <w:t xml:space="preserve"/>
             </w:r>
           </w:p>
         </w:tc>
@@ -615,7 +605,6 @@
           </w:tcPr>
           <w:p>
             <w:pPr>
-              <w:pStyle w:val="Normal"/>
               <w:jc w:val="left"/>
               <w:pBdr>
                 <w:bottom w:val="none" w:sz="0" w:space="0" w:color="000000"/>
@@ -624,6 +613,58 @@
                 <w:right w:val="none" w:sz="0" w:space="0" w:color="000000"/>
               </w:pBdr>
               <w:spacing w:after="0" w:before="0" w:line="240"/>
+              <w:ind w:left="300" w:right="100" w:firstLine="0" w:firstLineChars="0"/>
+              <w:rPr>
+                <w:rFonts w:ascii="Arial" w:hAnsi="Arial" w:eastAsia="Arial" w:cs="Arial"/>
+                <w:i w:val="false"/>
+                <w:b w:val="false"/>
+                <w:u w:val="none"/>
+                <w:sz w:val="16"/>
+                <w:szCs w:val="16"/>
+                <w:color w:val="000000"/>
+              </w:rPr>
+            </w:pPr>
+            <w:r>
+              <w:rPr>
+                <w:rFonts w:ascii="Arial" w:hAnsi="Arial" w:eastAsia="Arial" w:cs="Arial"/>
+                <w:i w:val="false"/>
+                <w:b w:val="false"/>
+                <w:u w:val="none"/>
+                <w:sz w:val="16"/>
+                <w:szCs w:val="16"/>
+                <w:color w:val="000000"/>
+              </w:rPr>
+              <w:t xml:space="preserve">19-29</w:t>
+            </w:r>
+          </w:p>
+        </w:tc>
+        <w:tc>
+          <w:tcPr>
+            <w:tcBorders>
+              <w:bottom w:val="none" w:sz="0" w:space="0" w:color="000000"/>
+              <w:top w:val="none" w:sz="0" w:space="0" w:color="000000"/>
+              <w:left w:val="none" w:sz="0" w:space="0" w:color="000000"/>
+              <w:right w:val="none" w:sz="0" w:space="0" w:color="000000"/>
+            </w:tcBorders>
+            <w:shd w:val="clear" w:color="auto" w:fill="FFFFFF"/>
+            <w:tcMar>
+              <w:top w:w="0" w:type="dxa"/>
+              <w:bottom w:w="0" w:type="dxa"/>
+              <w:left w:w="0" w:type="dxa"/>
+              <w:right w:w="0" w:type="dxa"/>
+            </w:tcMar>
+            <w:vAlign w:val="top"/>
+          </w:tcPr>
+          <w:p>
+            <w:pPr>
+              <w:jc w:val="center"/>
+              <w:pBdr>
+                <w:bottom w:val="none" w:sz="0" w:space="0" w:color="000000"/>
+                <w:top w:val="none" w:sz="0" w:space="0" w:color="000000"/>
+                <w:left w:val="none" w:sz="0" w:space="0" w:color="000000"/>
+                <w:right w:val="none" w:sz="0" w:space="0" w:color="000000"/>
+              </w:pBdr>
+              <w:spacing w:after="0" w:before="0" w:line="240"/>
               <w:ind w:left="100" w:right="100" w:firstLine="0" w:firstLineChars="0"/>
               <w:rPr>
                 <w:rFonts w:ascii="Arial" w:hAnsi="Arial" w:eastAsia="Arial" w:cs="Arial"/>
@@ -645,60 +686,7 @@
                 <w:szCs w:val="16"/>
                 <w:color w:val="000000"/>
               </w:rPr>
-              <w:t xml:space="preserve">Situación conyugal</w:t>
-            </w:r>
-          </w:p>
-        </w:tc>
-        <w:tc>
-          <w:tcPr>
-            <w:tcBorders>
-              <w:bottom w:val="none" w:sz="0" w:space="0" w:color="000000"/>
-              <w:top w:val="none" w:sz="0" w:space="0" w:color="000000"/>
-              <w:left w:val="none" w:sz="0" w:space="0" w:color="000000"/>
-              <w:right w:val="none" w:sz="0" w:space="0" w:color="000000"/>
-            </w:tcBorders>
-            <w:shd w:val="clear" w:color="auto" w:fill="FFFFFF"/>
-            <w:tcMar>
-              <w:top w:w="0" w:type="dxa"/>
-              <w:bottom w:w="0" w:type="dxa"/>
-              <w:left w:w="0" w:type="dxa"/>
-              <w:right w:w="0" w:type="dxa"/>
-            </w:tcMar>
-            <w:vAlign w:val="top"/>
-          </w:tcPr>
-          <w:p>
-            <w:pPr>
-              <w:pStyle w:val="Normal"/>
-              <w:jc w:val="center"/>
-              <w:pBdr>
-                <w:bottom w:val="none" w:sz="0" w:space="0" w:color="000000"/>
-                <w:top w:val="none" w:sz="0" w:space="0" w:color="000000"/>
-                <w:left w:val="none" w:sz="0" w:space="0" w:color="000000"/>
-                <w:right w:val="none" w:sz="0" w:space="0" w:color="000000"/>
-              </w:pBdr>
-              <w:spacing w:after="0" w:before="0" w:line="240"/>
-              <w:ind w:left="100" w:right="100" w:firstLine="0" w:firstLineChars="0"/>
-              <w:rPr>
-                <w:rFonts w:ascii="Arial" w:hAnsi="Arial" w:eastAsia="Arial" w:cs="Arial"/>
-                <w:i w:val="false"/>
-                <w:b w:val="false"/>
-                <w:u w:val="none"/>
-                <w:sz w:val="16"/>
-                <w:szCs w:val="16"/>
-                <w:color w:val="000000"/>
-              </w:rPr>
-            </w:pPr>
-            <w:r>
-              <w:rPr>
-                <w:rFonts w:ascii="Arial" w:hAnsi="Arial" w:eastAsia="Arial" w:cs="Arial"/>
-                <w:i w:val="false"/>
-                <w:b w:val="false"/>
-                <w:u w:val="none"/>
-                <w:sz w:val="16"/>
-                <w:szCs w:val="16"/>
-                <w:color w:val="000000"/>
-              </w:rPr>
-              <w:t xml:space="preserve"/>
+              <w:t xml:space="preserve">128 (30.0%)</w:t>
             </w:r>
           </w:p>
         </w:tc>
@@ -727,7 +715,6 @@
           </w:tcPr>
           <w:p>
             <w:pPr>
-              <w:pStyle w:val="Normal"/>
               <w:jc w:val="left"/>
               <w:pBdr>
                 <w:bottom w:val="none" w:sz="0" w:space="0" w:color="000000"/>
@@ -757,30 +744,29 @@
                 <w:szCs w:val="16"/>
                 <w:color w:val="000000"/>
               </w:rPr>
-              <w:t xml:space="preserve">casado</w:t>
-            </w:r>
-          </w:p>
-        </w:tc>
-        <w:tc>
-          <w:tcPr>
-            <w:tcBorders>
-              <w:bottom w:val="none" w:sz="0" w:space="0" w:color="000000"/>
-              <w:top w:val="none" w:sz="0" w:space="0" w:color="000000"/>
-              <w:left w:val="none" w:sz="0" w:space="0" w:color="000000"/>
-              <w:right w:val="none" w:sz="0" w:space="0" w:color="000000"/>
-            </w:tcBorders>
-            <w:shd w:val="clear" w:color="auto" w:fill="FFFFFF"/>
-            <w:tcMar>
-              <w:top w:w="0" w:type="dxa"/>
-              <w:bottom w:w="0" w:type="dxa"/>
-              <w:left w:w="0" w:type="dxa"/>
-              <w:right w:w="0" w:type="dxa"/>
-            </w:tcMar>
-            <w:vAlign w:val="top"/>
-          </w:tcPr>
-          <w:p>
-            <w:pPr>
-              <w:pStyle w:val="Normal"/>
+              <w:t xml:space="preserve">30-39</w:t>
+            </w:r>
+          </w:p>
+        </w:tc>
+        <w:tc>
+          <w:tcPr>
+            <w:tcBorders>
+              <w:bottom w:val="none" w:sz="0" w:space="0" w:color="000000"/>
+              <w:top w:val="none" w:sz="0" w:space="0" w:color="000000"/>
+              <w:left w:val="none" w:sz="0" w:space="0" w:color="000000"/>
+              <w:right w:val="none" w:sz="0" w:space="0" w:color="000000"/>
+            </w:tcBorders>
+            <w:shd w:val="clear" w:color="auto" w:fill="FFFFFF"/>
+            <w:tcMar>
+              <w:top w:w="0" w:type="dxa"/>
+              <w:bottom w:w="0" w:type="dxa"/>
+              <w:left w:w="0" w:type="dxa"/>
+              <w:right w:w="0" w:type="dxa"/>
+            </w:tcMar>
+            <w:vAlign w:val="top"/>
+          </w:tcPr>
+          <w:p>
+            <w:pPr>
               <w:jc w:val="center"/>
               <w:pBdr>
                 <w:bottom w:val="none" w:sz="0" w:space="0" w:color="000000"/>
@@ -810,7 +796,7 @@
                 <w:szCs w:val="16"/>
                 <w:color w:val="000000"/>
               </w:rPr>
-              <w:t xml:space="preserve">104 (24,4%)</w:t>
+              <w:t xml:space="preserve">119 (27.9%)</w:t>
             </w:r>
           </w:p>
         </w:tc>
@@ -839,7 +825,6 @@
           </w:tcPr>
           <w:p>
             <w:pPr>
-              <w:pStyle w:val="Normal"/>
               <w:jc w:val="left"/>
               <w:pBdr>
                 <w:bottom w:val="none" w:sz="0" w:space="0" w:color="000000"/>
@@ -869,30 +854,29 @@
                 <w:szCs w:val="16"/>
                 <w:color w:val="000000"/>
               </w:rPr>
-              <w:t xml:space="preserve">separado/a o divorciado/a</w:t>
-            </w:r>
-          </w:p>
-        </w:tc>
-        <w:tc>
-          <w:tcPr>
-            <w:tcBorders>
-              <w:bottom w:val="none" w:sz="0" w:space="0" w:color="000000"/>
-              <w:top w:val="none" w:sz="0" w:space="0" w:color="000000"/>
-              <w:left w:val="none" w:sz="0" w:space="0" w:color="000000"/>
-              <w:right w:val="none" w:sz="0" w:space="0" w:color="000000"/>
-            </w:tcBorders>
-            <w:shd w:val="clear" w:color="auto" w:fill="FFFFFF"/>
-            <w:tcMar>
-              <w:top w:w="0" w:type="dxa"/>
-              <w:bottom w:w="0" w:type="dxa"/>
-              <w:left w:w="0" w:type="dxa"/>
-              <w:right w:w="0" w:type="dxa"/>
-            </w:tcMar>
-            <w:vAlign w:val="top"/>
-          </w:tcPr>
-          <w:p>
-            <w:pPr>
-              <w:pStyle w:val="Normal"/>
+              <w:t xml:space="preserve">40 and older</w:t>
+            </w:r>
+          </w:p>
+        </w:tc>
+        <w:tc>
+          <w:tcPr>
+            <w:tcBorders>
+              <w:bottom w:val="none" w:sz="0" w:space="0" w:color="000000"/>
+              <w:top w:val="none" w:sz="0" w:space="0" w:color="000000"/>
+              <w:left w:val="none" w:sz="0" w:space="0" w:color="000000"/>
+              <w:right w:val="none" w:sz="0" w:space="0" w:color="000000"/>
+            </w:tcBorders>
+            <w:shd w:val="clear" w:color="auto" w:fill="FFFFFF"/>
+            <w:tcMar>
+              <w:top w:w="0" w:type="dxa"/>
+              <w:bottom w:w="0" w:type="dxa"/>
+              <w:left w:w="0" w:type="dxa"/>
+              <w:right w:w="0" w:type="dxa"/>
+            </w:tcMar>
+            <w:vAlign w:val="top"/>
+          </w:tcPr>
+          <w:p>
+            <w:pPr>
               <w:jc w:val="center"/>
               <w:pBdr>
                 <w:bottom w:val="none" w:sz="0" w:space="0" w:color="000000"/>
@@ -922,14 +906,14 @@
                 <w:szCs w:val="16"/>
                 <w:color w:val="000000"/>
               </w:rPr>
-              <w:t xml:space="preserve">43 (10,1%)</w:t>
+              <w:t xml:space="preserve">179 (42.0%)</w:t>
             </w:r>
           </w:p>
         </w:tc>
       </w:tr>
       <w:tr>
         <w:trPr>
-          <w:trHeight w:val="617" w:hRule="auto"/>
+          <w:trHeight w:val="571" w:hRule="auto"/>
         </w:trPr>
         body 8
         <w:tc>
@@ -951,7 +935,6 @@
           </w:tcPr>
           <w:p>
             <w:pPr>
-              <w:pStyle w:val="Normal"/>
               <w:jc w:val="left"/>
               <w:pBdr>
                 <w:bottom w:val="none" w:sz="0" w:space="0" w:color="000000"/>
@@ -960,51 +943,50 @@
                 <w:right w:val="none" w:sz="0" w:space="0" w:color="000000"/>
               </w:pBdr>
               <w:spacing w:after="0" w:before="0" w:line="240"/>
-              <w:ind w:left="300" w:right="100" w:firstLine="0" w:firstLineChars="0"/>
-              <w:rPr>
-                <w:rFonts w:ascii="Arial" w:hAnsi="Arial" w:eastAsia="Arial" w:cs="Arial"/>
-                <w:i w:val="false"/>
-                <w:b w:val="false"/>
-                <w:u w:val="none"/>
-                <w:sz w:val="16"/>
-                <w:szCs w:val="16"/>
-                <w:color w:val="000000"/>
-              </w:rPr>
-            </w:pPr>
-            <w:r>
-              <w:rPr>
-                <w:rFonts w:ascii="Arial" w:hAnsi="Arial" w:eastAsia="Arial" w:cs="Arial"/>
-                <w:i w:val="false"/>
-                <w:b w:val="false"/>
-                <w:u w:val="none"/>
-                <w:sz w:val="16"/>
-                <w:szCs w:val="16"/>
-                <w:color w:val="000000"/>
-              </w:rPr>
-              <w:t xml:space="preserve">soltero/a</w:t>
-            </w:r>
-          </w:p>
-        </w:tc>
-        <w:tc>
-          <w:tcPr>
-            <w:tcBorders>
-              <w:bottom w:val="none" w:sz="0" w:space="0" w:color="000000"/>
-              <w:top w:val="none" w:sz="0" w:space="0" w:color="000000"/>
-              <w:left w:val="none" w:sz="0" w:space="0" w:color="000000"/>
-              <w:right w:val="none" w:sz="0" w:space="0" w:color="000000"/>
-            </w:tcBorders>
-            <w:shd w:val="clear" w:color="auto" w:fill="FFFFFF"/>
-            <w:tcMar>
-              <w:top w:w="0" w:type="dxa"/>
-              <w:bottom w:w="0" w:type="dxa"/>
-              <w:left w:w="0" w:type="dxa"/>
-              <w:right w:w="0" w:type="dxa"/>
-            </w:tcMar>
-            <w:vAlign w:val="top"/>
-          </w:tcPr>
-          <w:p>
-            <w:pPr>
-              <w:pStyle w:val="Normal"/>
+              <w:ind w:left="100" w:right="100" w:firstLine="0" w:firstLineChars="0"/>
+              <w:rPr>
+                <w:rFonts w:ascii="Arial" w:hAnsi="Arial" w:eastAsia="Arial" w:cs="Arial"/>
+                <w:i w:val="false"/>
+                <w:b w:val="false"/>
+                <w:u w:val="none"/>
+                <w:sz w:val="16"/>
+                <w:szCs w:val="16"/>
+                <w:color w:val="000000"/>
+              </w:rPr>
+            </w:pPr>
+            <w:r>
+              <w:rPr>
+                <w:rFonts w:ascii="Arial" w:hAnsi="Arial" w:eastAsia="Arial" w:cs="Arial"/>
+                <w:i w:val="false"/>
+                <w:b w:val="false"/>
+                <w:u w:val="none"/>
+                <w:sz w:val="16"/>
+                <w:szCs w:val="16"/>
+                <w:color w:val="000000"/>
+              </w:rPr>
+              <w:t xml:space="preserve">Marital status</w:t>
+            </w:r>
+          </w:p>
+        </w:tc>
+        <w:tc>
+          <w:tcPr>
+            <w:tcBorders>
+              <w:bottom w:val="none" w:sz="0" w:space="0" w:color="000000"/>
+              <w:top w:val="none" w:sz="0" w:space="0" w:color="000000"/>
+              <w:left w:val="none" w:sz="0" w:space="0" w:color="000000"/>
+              <w:right w:val="none" w:sz="0" w:space="0" w:color="000000"/>
+            </w:tcBorders>
+            <w:shd w:val="clear" w:color="auto" w:fill="FFFFFF"/>
+            <w:tcMar>
+              <w:top w:w="0" w:type="dxa"/>
+              <w:bottom w:w="0" w:type="dxa"/>
+              <w:left w:w="0" w:type="dxa"/>
+              <w:right w:w="0" w:type="dxa"/>
+            </w:tcMar>
+            <w:vAlign w:val="top"/>
+          </w:tcPr>
+          <w:p>
+            <w:pPr>
               <w:jc w:val="center"/>
               <w:pBdr>
                 <w:bottom w:val="none" w:sz="0" w:space="0" w:color="000000"/>
@@ -1034,7 +1016,7 @@
                 <w:szCs w:val="16"/>
                 <w:color w:val="000000"/>
               </w:rPr>
-              <w:t xml:space="preserve">176 (41,3%)</w:t>
+              <w:t xml:space="preserve"/>
             </w:r>
           </w:p>
         </w:tc>
@@ -1063,7 +1045,6 @@
           </w:tcPr>
           <w:p>
             <w:pPr>
-              <w:pStyle w:val="Normal"/>
               <w:jc w:val="left"/>
               <w:pBdr>
                 <w:bottom w:val="none" w:sz="0" w:space="0" w:color="000000"/>
@@ -1093,30 +1074,29 @@
                 <w:szCs w:val="16"/>
                 <w:color w:val="000000"/>
               </w:rPr>
-              <w:t xml:space="preserve">unido</w:t>
-            </w:r>
-          </w:p>
-        </w:tc>
-        <w:tc>
-          <w:tcPr>
-            <w:tcBorders>
-              <w:bottom w:val="none" w:sz="0" w:space="0" w:color="000000"/>
-              <w:top w:val="none" w:sz="0" w:space="0" w:color="000000"/>
-              <w:left w:val="none" w:sz="0" w:space="0" w:color="000000"/>
-              <w:right w:val="none" w:sz="0" w:space="0" w:color="000000"/>
-            </w:tcBorders>
-            <w:shd w:val="clear" w:color="auto" w:fill="FFFFFF"/>
-            <w:tcMar>
-              <w:top w:w="0" w:type="dxa"/>
-              <w:bottom w:w="0" w:type="dxa"/>
-              <w:left w:w="0" w:type="dxa"/>
-              <w:right w:w="0" w:type="dxa"/>
-            </w:tcMar>
-            <w:vAlign w:val="top"/>
-          </w:tcPr>
-          <w:p>
-            <w:pPr>
-              <w:pStyle w:val="Normal"/>
+              <w:t xml:space="preserve">Cohabiting</w:t>
+            </w:r>
+          </w:p>
+        </w:tc>
+        <w:tc>
+          <w:tcPr>
+            <w:tcBorders>
+              <w:bottom w:val="none" w:sz="0" w:space="0" w:color="000000"/>
+              <w:top w:val="none" w:sz="0" w:space="0" w:color="000000"/>
+              <w:left w:val="none" w:sz="0" w:space="0" w:color="000000"/>
+              <w:right w:val="none" w:sz="0" w:space="0" w:color="000000"/>
+            </w:tcBorders>
+            <w:shd w:val="clear" w:color="auto" w:fill="FFFFFF"/>
+            <w:tcMar>
+              <w:top w:w="0" w:type="dxa"/>
+              <w:bottom w:w="0" w:type="dxa"/>
+              <w:left w:w="0" w:type="dxa"/>
+              <w:right w:w="0" w:type="dxa"/>
+            </w:tcMar>
+            <w:vAlign w:val="top"/>
+          </w:tcPr>
+          <w:p>
+            <w:pPr>
               <w:jc w:val="center"/>
               <w:pBdr>
                 <w:bottom w:val="none" w:sz="0" w:space="0" w:color="000000"/>
@@ -1146,7 +1126,7 @@
                 <w:szCs w:val="16"/>
                 <w:color w:val="000000"/>
               </w:rPr>
-              <w:t xml:space="preserve">100 (23,5%)</w:t>
+              <w:t xml:space="preserve">100 (23.5%)</w:t>
             </w:r>
           </w:p>
         </w:tc>
@@ -1175,7 +1155,6 @@
           </w:tcPr>
           <w:p>
             <w:pPr>
-              <w:pStyle w:val="Normal"/>
               <w:jc w:val="left"/>
               <w:pBdr>
                 <w:bottom w:val="none" w:sz="0" w:space="0" w:color="000000"/>
@@ -1205,30 +1184,29 @@
                 <w:szCs w:val="16"/>
                 <w:color w:val="000000"/>
               </w:rPr>
-              <w:t xml:space="preserve">viudo/a</w:t>
-            </w:r>
-          </w:p>
-        </w:tc>
-        <w:tc>
-          <w:tcPr>
-            <w:tcBorders>
-              <w:bottom w:val="none" w:sz="0" w:space="0" w:color="000000"/>
-              <w:top w:val="none" w:sz="0" w:space="0" w:color="000000"/>
-              <w:left w:val="none" w:sz="0" w:space="0" w:color="000000"/>
-              <w:right w:val="none" w:sz="0" w:space="0" w:color="000000"/>
-            </w:tcBorders>
-            <w:shd w:val="clear" w:color="auto" w:fill="FFFFFF"/>
-            <w:tcMar>
-              <w:top w:w="0" w:type="dxa"/>
-              <w:bottom w:w="0" w:type="dxa"/>
-              <w:left w:w="0" w:type="dxa"/>
-              <w:right w:w="0" w:type="dxa"/>
-            </w:tcMar>
-            <w:vAlign w:val="top"/>
-          </w:tcPr>
-          <w:p>
-            <w:pPr>
-              <w:pStyle w:val="Normal"/>
+              <w:t xml:space="preserve">Married</w:t>
+            </w:r>
+          </w:p>
+        </w:tc>
+        <w:tc>
+          <w:tcPr>
+            <w:tcBorders>
+              <w:bottom w:val="none" w:sz="0" w:space="0" w:color="000000"/>
+              <w:top w:val="none" w:sz="0" w:space="0" w:color="000000"/>
+              <w:left w:val="none" w:sz="0" w:space="0" w:color="000000"/>
+              <w:right w:val="none" w:sz="0" w:space="0" w:color="000000"/>
+            </w:tcBorders>
+            <w:shd w:val="clear" w:color="auto" w:fill="FFFFFF"/>
+            <w:tcMar>
+              <w:top w:w="0" w:type="dxa"/>
+              <w:bottom w:w="0" w:type="dxa"/>
+              <w:left w:w="0" w:type="dxa"/>
+              <w:right w:w="0" w:type="dxa"/>
+            </w:tcMar>
+            <w:vAlign w:val="top"/>
+          </w:tcPr>
+          <w:p>
+            <w:pPr>
               <w:jc w:val="center"/>
               <w:pBdr>
                 <w:bottom w:val="none" w:sz="0" w:space="0" w:color="000000"/>
@@ -1258,7 +1236,7 @@
                 <w:szCs w:val="16"/>
                 <w:color w:val="000000"/>
               </w:rPr>
-              <w:t xml:space="preserve">3 (0,7%)</w:t>
+              <w:t xml:space="preserve">104 (24.4%)</w:t>
             </w:r>
           </w:p>
         </w:tc>
@@ -1287,7 +1265,6 @@
           </w:tcPr>
           <w:p>
             <w:pPr>
-              <w:pStyle w:val="Normal"/>
               <w:jc w:val="left"/>
               <w:pBdr>
                 <w:bottom w:val="none" w:sz="0" w:space="0" w:color="000000"/>
@@ -1296,6 +1273,58 @@
                 <w:right w:val="none" w:sz="0" w:space="0" w:color="000000"/>
               </w:pBdr>
               <w:spacing w:after="0" w:before="0" w:line="240"/>
+              <w:ind w:left="300" w:right="100" w:firstLine="0" w:firstLineChars="0"/>
+              <w:rPr>
+                <w:rFonts w:ascii="Arial" w:hAnsi="Arial" w:eastAsia="Arial" w:cs="Arial"/>
+                <w:i w:val="false"/>
+                <w:b w:val="false"/>
+                <w:u w:val="none"/>
+                <w:sz w:val="16"/>
+                <w:szCs w:val="16"/>
+                <w:color w:val="000000"/>
+              </w:rPr>
+            </w:pPr>
+            <w:r>
+              <w:rPr>
+                <w:rFonts w:ascii="Arial" w:hAnsi="Arial" w:eastAsia="Arial" w:cs="Arial"/>
+                <w:i w:val="false"/>
+                <w:b w:val="false"/>
+                <w:u w:val="none"/>
+                <w:sz w:val="16"/>
+                <w:szCs w:val="16"/>
+                <w:color w:val="000000"/>
+              </w:rPr>
+              <w:t xml:space="preserve">Separated or divorced</w:t>
+            </w:r>
+          </w:p>
+        </w:tc>
+        <w:tc>
+          <w:tcPr>
+            <w:tcBorders>
+              <w:bottom w:val="none" w:sz="0" w:space="0" w:color="000000"/>
+              <w:top w:val="none" w:sz="0" w:space="0" w:color="000000"/>
+              <w:left w:val="none" w:sz="0" w:space="0" w:color="000000"/>
+              <w:right w:val="none" w:sz="0" w:space="0" w:color="000000"/>
+            </w:tcBorders>
+            <w:shd w:val="clear" w:color="auto" w:fill="FFFFFF"/>
+            <w:tcMar>
+              <w:top w:w="0" w:type="dxa"/>
+              <w:bottom w:w="0" w:type="dxa"/>
+              <w:left w:w="0" w:type="dxa"/>
+              <w:right w:w="0" w:type="dxa"/>
+            </w:tcMar>
+            <w:vAlign w:val="top"/>
+          </w:tcPr>
+          <w:p>
+            <w:pPr>
+              <w:jc w:val="center"/>
+              <w:pBdr>
+                <w:bottom w:val="none" w:sz="0" w:space="0" w:color="000000"/>
+                <w:top w:val="none" w:sz="0" w:space="0" w:color="000000"/>
+                <w:left w:val="none" w:sz="0" w:space="0" w:color="000000"/>
+                <w:right w:val="none" w:sz="0" w:space="0" w:color="000000"/>
+              </w:pBdr>
+              <w:spacing w:after="0" w:before="0" w:line="240"/>
               <w:ind w:left="100" w:right="100" w:firstLine="0" w:firstLineChars="0"/>
               <w:rPr>
                 <w:rFonts w:ascii="Arial" w:hAnsi="Arial" w:eastAsia="Arial" w:cs="Arial"/>
@@ -1317,60 +1346,7 @@
                 <w:szCs w:val="16"/>
                 <w:color w:val="000000"/>
               </w:rPr>
-              <w:t xml:space="preserve">Cantidad de hijos</w:t>
-            </w:r>
-          </w:p>
-        </w:tc>
-        <w:tc>
-          <w:tcPr>
-            <w:tcBorders>
-              <w:bottom w:val="none" w:sz="0" w:space="0" w:color="000000"/>
-              <w:top w:val="none" w:sz="0" w:space="0" w:color="000000"/>
-              <w:left w:val="none" w:sz="0" w:space="0" w:color="000000"/>
-              <w:right w:val="none" w:sz="0" w:space="0" w:color="000000"/>
-            </w:tcBorders>
-            <w:shd w:val="clear" w:color="auto" w:fill="FFFFFF"/>
-            <w:tcMar>
-              <w:top w:w="0" w:type="dxa"/>
-              <w:bottom w:w="0" w:type="dxa"/>
-              <w:left w:w="0" w:type="dxa"/>
-              <w:right w:w="0" w:type="dxa"/>
-            </w:tcMar>
-            <w:vAlign w:val="top"/>
-          </w:tcPr>
-          <w:p>
-            <w:pPr>
-              <w:pStyle w:val="Normal"/>
-              <w:jc w:val="center"/>
-              <w:pBdr>
-                <w:bottom w:val="none" w:sz="0" w:space="0" w:color="000000"/>
-                <w:top w:val="none" w:sz="0" w:space="0" w:color="000000"/>
-                <w:left w:val="none" w:sz="0" w:space="0" w:color="000000"/>
-                <w:right w:val="none" w:sz="0" w:space="0" w:color="000000"/>
-              </w:pBdr>
-              <w:spacing w:after="0" w:before="0" w:line="240"/>
-              <w:ind w:left="100" w:right="100" w:firstLine="0" w:firstLineChars="0"/>
-              <w:rPr>
-                <w:rFonts w:ascii="Arial" w:hAnsi="Arial" w:eastAsia="Arial" w:cs="Arial"/>
-                <w:i w:val="false"/>
-                <w:b w:val="false"/>
-                <w:u w:val="none"/>
-                <w:sz w:val="16"/>
-                <w:szCs w:val="16"/>
-                <w:color w:val="000000"/>
-              </w:rPr>
-            </w:pPr>
-            <w:r>
-              <w:rPr>
-                <w:rFonts w:ascii="Arial" w:hAnsi="Arial" w:eastAsia="Arial" w:cs="Arial"/>
-                <w:i w:val="false"/>
-                <w:b w:val="false"/>
-                <w:u w:val="none"/>
-                <w:sz w:val="16"/>
-                <w:szCs w:val="16"/>
-                <w:color w:val="000000"/>
-              </w:rPr>
-              <w:t xml:space="preserve"/>
+              <w:t xml:space="preserve">43 (10.1%)</w:t>
             </w:r>
           </w:p>
         </w:tc>
@@ -1399,7 +1375,6 @@
           </w:tcPr>
           <w:p>
             <w:pPr>
-              <w:pStyle w:val="Normal"/>
               <w:jc w:val="left"/>
               <w:pBdr>
                 <w:bottom w:val="none" w:sz="0" w:space="0" w:color="000000"/>
@@ -1429,30 +1404,29 @@
                 <w:szCs w:val="16"/>
                 <w:color w:val="000000"/>
               </w:rPr>
-              <w:t xml:space="preserve">0</w:t>
-            </w:r>
-          </w:p>
-        </w:tc>
-        <w:tc>
-          <w:tcPr>
-            <w:tcBorders>
-              <w:bottom w:val="none" w:sz="0" w:space="0" w:color="000000"/>
-              <w:top w:val="none" w:sz="0" w:space="0" w:color="000000"/>
-              <w:left w:val="none" w:sz="0" w:space="0" w:color="000000"/>
-              <w:right w:val="none" w:sz="0" w:space="0" w:color="000000"/>
-            </w:tcBorders>
-            <w:shd w:val="clear" w:color="auto" w:fill="FFFFFF"/>
-            <w:tcMar>
-              <w:top w:w="0" w:type="dxa"/>
-              <w:bottom w:w="0" w:type="dxa"/>
-              <w:left w:w="0" w:type="dxa"/>
-              <w:right w:w="0" w:type="dxa"/>
-            </w:tcMar>
-            <w:vAlign w:val="top"/>
-          </w:tcPr>
-          <w:p>
-            <w:pPr>
-              <w:pStyle w:val="Normal"/>
+              <w:t xml:space="preserve">Single</w:t>
+            </w:r>
+          </w:p>
+        </w:tc>
+        <w:tc>
+          <w:tcPr>
+            <w:tcBorders>
+              <w:bottom w:val="none" w:sz="0" w:space="0" w:color="000000"/>
+              <w:top w:val="none" w:sz="0" w:space="0" w:color="000000"/>
+              <w:left w:val="none" w:sz="0" w:space="0" w:color="000000"/>
+              <w:right w:val="none" w:sz="0" w:space="0" w:color="000000"/>
+            </w:tcBorders>
+            <w:shd w:val="clear" w:color="auto" w:fill="FFFFFF"/>
+            <w:tcMar>
+              <w:top w:w="0" w:type="dxa"/>
+              <w:bottom w:w="0" w:type="dxa"/>
+              <w:left w:w="0" w:type="dxa"/>
+              <w:right w:w="0" w:type="dxa"/>
+            </w:tcMar>
+            <w:vAlign w:val="top"/>
+          </w:tcPr>
+          <w:p>
+            <w:pPr>
               <w:jc w:val="center"/>
               <w:pBdr>
                 <w:bottom w:val="none" w:sz="0" w:space="0" w:color="000000"/>
@@ -1482,7 +1456,7 @@
                 <w:szCs w:val="16"/>
                 <w:color w:val="000000"/>
               </w:rPr>
-              <w:t xml:space="preserve">211 (50,4%)</w:t>
+              <w:t xml:space="preserve">176 (41.3%)</w:t>
             </w:r>
           </w:p>
         </w:tc>
@@ -1511,7 +1485,6 @@
           </w:tcPr>
           <w:p>
             <w:pPr>
-              <w:pStyle w:val="Normal"/>
               <w:jc w:val="left"/>
               <w:pBdr>
                 <w:bottom w:val="none" w:sz="0" w:space="0" w:color="000000"/>
@@ -1541,30 +1514,29 @@
                 <w:szCs w:val="16"/>
                 <w:color w:val="000000"/>
               </w:rPr>
-              <w:t xml:space="preserve">1</w:t>
-            </w:r>
-          </w:p>
-        </w:tc>
-        <w:tc>
-          <w:tcPr>
-            <w:tcBorders>
-              <w:bottom w:val="none" w:sz="0" w:space="0" w:color="000000"/>
-              <w:top w:val="none" w:sz="0" w:space="0" w:color="000000"/>
-              <w:left w:val="none" w:sz="0" w:space="0" w:color="000000"/>
-              <w:right w:val="none" w:sz="0" w:space="0" w:color="000000"/>
-            </w:tcBorders>
-            <w:shd w:val="clear" w:color="auto" w:fill="FFFFFF"/>
-            <w:tcMar>
-              <w:top w:w="0" w:type="dxa"/>
-              <w:bottom w:w="0" w:type="dxa"/>
-              <w:left w:w="0" w:type="dxa"/>
-              <w:right w:w="0" w:type="dxa"/>
-            </w:tcMar>
-            <w:vAlign w:val="top"/>
-          </w:tcPr>
-          <w:p>
-            <w:pPr>
-              <w:pStyle w:val="Normal"/>
+              <w:t xml:space="preserve">Widowed</w:t>
+            </w:r>
+          </w:p>
+        </w:tc>
+        <w:tc>
+          <w:tcPr>
+            <w:tcBorders>
+              <w:bottom w:val="none" w:sz="0" w:space="0" w:color="000000"/>
+              <w:top w:val="none" w:sz="0" w:space="0" w:color="000000"/>
+              <w:left w:val="none" w:sz="0" w:space="0" w:color="000000"/>
+              <w:right w:val="none" w:sz="0" w:space="0" w:color="000000"/>
+            </w:tcBorders>
+            <w:shd w:val="clear" w:color="auto" w:fill="FFFFFF"/>
+            <w:tcMar>
+              <w:top w:w="0" w:type="dxa"/>
+              <w:bottom w:w="0" w:type="dxa"/>
+              <w:left w:w="0" w:type="dxa"/>
+              <w:right w:w="0" w:type="dxa"/>
+            </w:tcMar>
+            <w:vAlign w:val="top"/>
+          </w:tcPr>
+          <w:p>
+            <w:pPr>
               <w:jc w:val="center"/>
               <w:pBdr>
                 <w:bottom w:val="none" w:sz="0" w:space="0" w:color="000000"/>
@@ -1594,7 +1566,7 @@
                 <w:szCs w:val="16"/>
                 <w:color w:val="000000"/>
               </w:rPr>
-              <w:t xml:space="preserve">72 (17,2%)</w:t>
+              <w:t xml:space="preserve">3 (0.7%)</w:t>
             </w:r>
           </w:p>
         </w:tc>
@@ -1623,7 +1595,6 @@
           </w:tcPr>
           <w:p>
             <w:pPr>
-              <w:pStyle w:val="Normal"/>
               <w:jc w:val="left"/>
               <w:pBdr>
                 <w:bottom w:val="none" w:sz="0" w:space="0" w:color="000000"/>
@@ -1632,51 +1603,50 @@
                 <w:right w:val="none" w:sz="0" w:space="0" w:color="000000"/>
               </w:pBdr>
               <w:spacing w:after="0" w:before="0" w:line="240"/>
-              <w:ind w:left="300" w:right="100" w:firstLine="0" w:firstLineChars="0"/>
-              <w:rPr>
-                <w:rFonts w:ascii="Arial" w:hAnsi="Arial" w:eastAsia="Arial" w:cs="Arial"/>
-                <w:i w:val="false"/>
-                <w:b w:val="false"/>
-                <w:u w:val="none"/>
-                <w:sz w:val="16"/>
-                <w:szCs w:val="16"/>
-                <w:color w:val="000000"/>
-              </w:rPr>
-            </w:pPr>
-            <w:r>
-              <w:rPr>
-                <w:rFonts w:ascii="Arial" w:hAnsi="Arial" w:eastAsia="Arial" w:cs="Arial"/>
-                <w:i w:val="false"/>
-                <w:b w:val="false"/>
-                <w:u w:val="none"/>
-                <w:sz w:val="16"/>
-                <w:szCs w:val="16"/>
-                <w:color w:val="000000"/>
-              </w:rPr>
-              <w:t xml:space="preserve">2</w:t>
-            </w:r>
-          </w:p>
-        </w:tc>
-        <w:tc>
-          <w:tcPr>
-            <w:tcBorders>
-              <w:bottom w:val="none" w:sz="0" w:space="0" w:color="000000"/>
-              <w:top w:val="none" w:sz="0" w:space="0" w:color="000000"/>
-              <w:left w:val="none" w:sz="0" w:space="0" w:color="000000"/>
-              <w:right w:val="none" w:sz="0" w:space="0" w:color="000000"/>
-            </w:tcBorders>
-            <w:shd w:val="clear" w:color="auto" w:fill="FFFFFF"/>
-            <w:tcMar>
-              <w:top w:w="0" w:type="dxa"/>
-              <w:bottom w:w="0" w:type="dxa"/>
-              <w:left w:w="0" w:type="dxa"/>
-              <w:right w:w="0" w:type="dxa"/>
-            </w:tcMar>
-            <w:vAlign w:val="top"/>
-          </w:tcPr>
-          <w:p>
-            <w:pPr>
-              <w:pStyle w:val="Normal"/>
+              <w:ind w:left="100" w:right="100" w:firstLine="0" w:firstLineChars="0"/>
+              <w:rPr>
+                <w:rFonts w:ascii="Arial" w:hAnsi="Arial" w:eastAsia="Arial" w:cs="Arial"/>
+                <w:i w:val="false"/>
+                <w:b w:val="false"/>
+                <w:u w:val="none"/>
+                <w:sz w:val="16"/>
+                <w:szCs w:val="16"/>
+                <w:color w:val="000000"/>
+              </w:rPr>
+            </w:pPr>
+            <w:r>
+              <w:rPr>
+                <w:rFonts w:ascii="Arial" w:hAnsi="Arial" w:eastAsia="Arial" w:cs="Arial"/>
+                <w:i w:val="false"/>
+                <w:b w:val="false"/>
+                <w:u w:val="none"/>
+                <w:sz w:val="16"/>
+                <w:szCs w:val="16"/>
+                <w:color w:val="000000"/>
+              </w:rPr>
+              <w:t xml:space="preserve">Number of children</w:t>
+            </w:r>
+          </w:p>
+        </w:tc>
+        <w:tc>
+          <w:tcPr>
+            <w:tcBorders>
+              <w:bottom w:val="none" w:sz="0" w:space="0" w:color="000000"/>
+              <w:top w:val="none" w:sz="0" w:space="0" w:color="000000"/>
+              <w:left w:val="none" w:sz="0" w:space="0" w:color="000000"/>
+              <w:right w:val="none" w:sz="0" w:space="0" w:color="000000"/>
+            </w:tcBorders>
+            <w:shd w:val="clear" w:color="auto" w:fill="FFFFFF"/>
+            <w:tcMar>
+              <w:top w:w="0" w:type="dxa"/>
+              <w:bottom w:w="0" w:type="dxa"/>
+              <w:left w:w="0" w:type="dxa"/>
+              <w:right w:w="0" w:type="dxa"/>
+            </w:tcMar>
+            <w:vAlign w:val="top"/>
+          </w:tcPr>
+          <w:p>
+            <w:pPr>
               <w:jc w:val="center"/>
               <w:pBdr>
                 <w:bottom w:val="none" w:sz="0" w:space="0" w:color="000000"/>
@@ -1706,14 +1676,14 @@
                 <w:szCs w:val="16"/>
                 <w:color w:val="000000"/>
               </w:rPr>
-              <w:t xml:space="preserve">82 (19,6%)</w:t>
+              <w:t xml:space="preserve">1.00 (1.24)</w:t>
             </w:r>
           </w:p>
         </w:tc>
       </w:tr>
       <w:tr>
         <w:trPr>
-          <w:trHeight w:val="617" w:hRule="auto"/>
+          <w:trHeight w:val="614" w:hRule="auto"/>
         </w:trPr>
         body15
         <w:tc>
@@ -1735,7 +1705,6 @@
           </w:tcPr>
           <w:p>
             <w:pPr>
-              <w:pStyle w:val="Normal"/>
               <w:jc w:val="left"/>
               <w:pBdr>
                 <w:bottom w:val="none" w:sz="0" w:space="0" w:color="000000"/>
@@ -1744,51 +1713,50 @@
                 <w:right w:val="none" w:sz="0" w:space="0" w:color="000000"/>
               </w:pBdr>
               <w:spacing w:after="0" w:before="0" w:line="240"/>
-              <w:ind w:left="300" w:right="100" w:firstLine="0" w:firstLineChars="0"/>
-              <w:rPr>
-                <w:rFonts w:ascii="Arial" w:hAnsi="Arial" w:eastAsia="Arial" w:cs="Arial"/>
-                <w:i w:val="false"/>
-                <w:b w:val="false"/>
-                <w:u w:val="none"/>
-                <w:sz w:val="16"/>
-                <w:szCs w:val="16"/>
-                <w:color w:val="000000"/>
-              </w:rPr>
-            </w:pPr>
-            <w:r>
-              <w:rPr>
-                <w:rFonts w:ascii="Arial" w:hAnsi="Arial" w:eastAsia="Arial" w:cs="Arial"/>
-                <w:i w:val="false"/>
-                <w:b w:val="false"/>
-                <w:u w:val="none"/>
-                <w:sz w:val="16"/>
-                <w:szCs w:val="16"/>
-                <w:color w:val="000000"/>
-              </w:rPr>
-              <w:t xml:space="preserve">3</w:t>
-            </w:r>
-          </w:p>
-        </w:tc>
-        <w:tc>
-          <w:tcPr>
-            <w:tcBorders>
-              <w:bottom w:val="none" w:sz="0" w:space="0" w:color="000000"/>
-              <w:top w:val="none" w:sz="0" w:space="0" w:color="000000"/>
-              <w:left w:val="none" w:sz="0" w:space="0" w:color="000000"/>
-              <w:right w:val="none" w:sz="0" w:space="0" w:color="000000"/>
-            </w:tcBorders>
-            <w:shd w:val="clear" w:color="auto" w:fill="FFFFFF"/>
-            <w:tcMar>
-              <w:top w:w="0" w:type="dxa"/>
-              <w:bottom w:w="0" w:type="dxa"/>
-              <w:left w:w="0" w:type="dxa"/>
-              <w:right w:w="0" w:type="dxa"/>
-            </w:tcMar>
-            <w:vAlign w:val="top"/>
-          </w:tcPr>
-          <w:p>
-            <w:pPr>
-              <w:pStyle w:val="Normal"/>
+              <w:ind w:left="100" w:right="100" w:firstLine="0" w:firstLineChars="0"/>
+              <w:rPr>
+                <w:rFonts w:ascii="Arial" w:hAnsi="Arial" w:eastAsia="Arial" w:cs="Arial"/>
+                <w:i w:val="false"/>
+                <w:b w:val="false"/>
+                <w:u w:val="none"/>
+                <w:sz w:val="16"/>
+                <w:szCs w:val="16"/>
+                <w:color w:val="000000"/>
+              </w:rPr>
+            </w:pPr>
+            <w:r>
+              <w:rPr>
+                <w:rFonts w:ascii="Arial" w:hAnsi="Arial" w:eastAsia="Arial" w:cs="Arial"/>
+                <w:i w:val="false"/>
+                <w:b w:val="false"/>
+                <w:u w:val="none"/>
+                <w:sz w:val="16"/>
+                <w:szCs w:val="16"/>
+                <w:color w:val="000000"/>
+              </w:rPr>
+              <w:t xml:space="preserve">Health system</w:t>
+            </w:r>
+          </w:p>
+        </w:tc>
+        <w:tc>
+          <w:tcPr>
+            <w:tcBorders>
+              <w:bottom w:val="none" w:sz="0" w:space="0" w:color="000000"/>
+              <w:top w:val="none" w:sz="0" w:space="0" w:color="000000"/>
+              <w:left w:val="none" w:sz="0" w:space="0" w:color="000000"/>
+              <w:right w:val="none" w:sz="0" w:space="0" w:color="000000"/>
+            </w:tcBorders>
+            <w:shd w:val="clear" w:color="auto" w:fill="FFFFFF"/>
+            <w:tcMar>
+              <w:top w:w="0" w:type="dxa"/>
+              <w:bottom w:w="0" w:type="dxa"/>
+              <w:left w:w="0" w:type="dxa"/>
+              <w:right w:w="0" w:type="dxa"/>
+            </w:tcMar>
+            <w:vAlign w:val="top"/>
+          </w:tcPr>
+          <w:p>
+            <w:pPr>
               <w:jc w:val="center"/>
               <w:pBdr>
                 <w:bottom w:val="none" w:sz="0" w:space="0" w:color="000000"/>
@@ -1818,7 +1786,7 @@
                 <w:szCs w:val="16"/>
                 <w:color w:val="000000"/>
               </w:rPr>
-              <w:t xml:space="preserve">38 (9,1%)</w:t>
+              <w:t xml:space="preserve"/>
             </w:r>
           </w:p>
         </w:tc>
@@ -1847,7 +1815,6 @@
           </w:tcPr>
           <w:p>
             <w:pPr>
-              <w:pStyle w:val="Normal"/>
               <w:jc w:val="left"/>
               <w:pBdr>
                 <w:bottom w:val="none" w:sz="0" w:space="0" w:color="000000"/>
@@ -1877,30 +1844,29 @@
                 <w:szCs w:val="16"/>
                 <w:color w:val="000000"/>
               </w:rPr>
-              <w:t xml:space="preserve">4</w:t>
-            </w:r>
-          </w:p>
-        </w:tc>
-        <w:tc>
-          <w:tcPr>
-            <w:tcBorders>
-              <w:bottom w:val="none" w:sz="0" w:space="0" w:color="000000"/>
-              <w:top w:val="none" w:sz="0" w:space="0" w:color="000000"/>
-              <w:left w:val="none" w:sz="0" w:space="0" w:color="000000"/>
-              <w:right w:val="none" w:sz="0" w:space="0" w:color="000000"/>
-            </w:tcBorders>
-            <w:shd w:val="clear" w:color="auto" w:fill="FFFFFF"/>
-            <w:tcMar>
-              <w:top w:w="0" w:type="dxa"/>
-              <w:bottom w:w="0" w:type="dxa"/>
-              <w:left w:w="0" w:type="dxa"/>
-              <w:right w:w="0" w:type="dxa"/>
-            </w:tcMar>
-            <w:vAlign w:val="top"/>
-          </w:tcPr>
-          <w:p>
-            <w:pPr>
-              <w:pStyle w:val="Normal"/>
+              <w:t xml:space="preserve">Private insurance</w:t>
+            </w:r>
+          </w:p>
+        </w:tc>
+        <w:tc>
+          <w:tcPr>
+            <w:tcBorders>
+              <w:bottom w:val="none" w:sz="0" w:space="0" w:color="000000"/>
+              <w:top w:val="none" w:sz="0" w:space="0" w:color="000000"/>
+              <w:left w:val="none" w:sz="0" w:space="0" w:color="000000"/>
+              <w:right w:val="none" w:sz="0" w:space="0" w:color="000000"/>
+            </w:tcBorders>
+            <w:shd w:val="clear" w:color="auto" w:fill="FFFFFF"/>
+            <w:tcMar>
+              <w:top w:w="0" w:type="dxa"/>
+              <w:bottom w:w="0" w:type="dxa"/>
+              <w:left w:w="0" w:type="dxa"/>
+              <w:right w:w="0" w:type="dxa"/>
+            </w:tcMar>
+            <w:vAlign w:val="top"/>
+          </w:tcPr>
+          <w:p>
+            <w:pPr>
               <w:jc w:val="center"/>
               <w:pBdr>
                 <w:bottom w:val="none" w:sz="0" w:space="0" w:color="000000"/>
@@ -1930,7 +1896,7 @@
                 <w:szCs w:val="16"/>
                 <w:color w:val="000000"/>
               </w:rPr>
-              <w:t xml:space="preserve">12 (2,9%)</w:t>
+              <w:t xml:space="preserve">155 (36.4%)</w:t>
             </w:r>
           </w:p>
         </w:tc>
@@ -1959,7 +1925,6 @@
           </w:tcPr>
           <w:p>
             <w:pPr>
-              <w:pStyle w:val="Normal"/>
               <w:jc w:val="left"/>
               <w:pBdr>
                 <w:bottom w:val="none" w:sz="0" w:space="0" w:color="000000"/>
@@ -1989,30 +1954,29 @@
                 <w:szCs w:val="16"/>
                 <w:color w:val="000000"/>
               </w:rPr>
-              <w:t xml:space="preserve">5</w:t>
-            </w:r>
-          </w:p>
-        </w:tc>
-        <w:tc>
-          <w:tcPr>
-            <w:tcBorders>
-              <w:bottom w:val="none" w:sz="0" w:space="0" w:color="000000"/>
-              <w:top w:val="none" w:sz="0" w:space="0" w:color="000000"/>
-              <w:left w:val="none" w:sz="0" w:space="0" w:color="000000"/>
-              <w:right w:val="none" w:sz="0" w:space="0" w:color="000000"/>
-            </w:tcBorders>
-            <w:shd w:val="clear" w:color="auto" w:fill="FFFFFF"/>
-            <w:tcMar>
-              <w:top w:w="0" w:type="dxa"/>
-              <w:bottom w:w="0" w:type="dxa"/>
-              <w:left w:w="0" w:type="dxa"/>
-              <w:right w:w="0" w:type="dxa"/>
-            </w:tcMar>
-            <w:vAlign w:val="top"/>
-          </w:tcPr>
-          <w:p>
-            <w:pPr>
-              <w:pStyle w:val="Normal"/>
+              <w:t xml:space="preserve">Public hospital or health centers</w:t>
+            </w:r>
+          </w:p>
+        </w:tc>
+        <w:tc>
+          <w:tcPr>
+            <w:tcBorders>
+              <w:bottom w:val="none" w:sz="0" w:space="0" w:color="000000"/>
+              <w:top w:val="none" w:sz="0" w:space="0" w:color="000000"/>
+              <w:left w:val="none" w:sz="0" w:space="0" w:color="000000"/>
+              <w:right w:val="none" w:sz="0" w:space="0" w:color="000000"/>
+            </w:tcBorders>
+            <w:shd w:val="clear" w:color="auto" w:fill="FFFFFF"/>
+            <w:tcMar>
+              <w:top w:w="0" w:type="dxa"/>
+              <w:bottom w:w="0" w:type="dxa"/>
+              <w:left w:w="0" w:type="dxa"/>
+              <w:right w:w="0" w:type="dxa"/>
+            </w:tcMar>
+            <w:vAlign w:val="top"/>
+          </w:tcPr>
+          <w:p>
+            <w:pPr>
               <w:jc w:val="center"/>
               <w:pBdr>
                 <w:bottom w:val="none" w:sz="0" w:space="0" w:color="000000"/>
@@ -2042,7 +2006,7 @@
                 <w:szCs w:val="16"/>
                 <w:color w:val="000000"/>
               </w:rPr>
-              <w:t xml:space="preserve">1 (0,2%)</w:t>
+              <w:t xml:space="preserve">48 (11.3%)</w:t>
             </w:r>
           </w:p>
         </w:tc>
@@ -2071,7 +2035,6 @@
           </w:tcPr>
           <w:p>
             <w:pPr>
-              <w:pStyle w:val="Normal"/>
               <w:jc w:val="left"/>
               <w:pBdr>
                 <w:bottom w:val="none" w:sz="0" w:space="0" w:color="000000"/>
@@ -2101,30 +2064,29 @@
                 <w:szCs w:val="16"/>
                 <w:color w:val="000000"/>
               </w:rPr>
-              <w:t xml:space="preserve">6</w:t>
-            </w:r>
-          </w:p>
-        </w:tc>
-        <w:tc>
-          <w:tcPr>
-            <w:tcBorders>
-              <w:bottom w:val="none" w:sz="0" w:space="0" w:color="000000"/>
-              <w:top w:val="none" w:sz="0" w:space="0" w:color="000000"/>
-              <w:left w:val="none" w:sz="0" w:space="0" w:color="000000"/>
-              <w:right w:val="none" w:sz="0" w:space="0" w:color="000000"/>
-            </w:tcBorders>
-            <w:shd w:val="clear" w:color="auto" w:fill="FFFFFF"/>
-            <w:tcMar>
-              <w:top w:w="0" w:type="dxa"/>
-              <w:bottom w:w="0" w:type="dxa"/>
-              <w:left w:w="0" w:type="dxa"/>
-              <w:right w:w="0" w:type="dxa"/>
-            </w:tcMar>
-            <w:vAlign w:val="top"/>
-          </w:tcPr>
-          <w:p>
-            <w:pPr>
-              <w:pStyle w:val="Normal"/>
+              <w:t xml:space="preserve">Social security</w:t>
+            </w:r>
+          </w:p>
+        </w:tc>
+        <w:tc>
+          <w:tcPr>
+            <w:tcBorders>
+              <w:bottom w:val="none" w:sz="0" w:space="0" w:color="000000"/>
+              <w:top w:val="none" w:sz="0" w:space="0" w:color="000000"/>
+              <w:left w:val="none" w:sz="0" w:space="0" w:color="000000"/>
+              <w:right w:val="none" w:sz="0" w:space="0" w:color="000000"/>
+            </w:tcBorders>
+            <w:shd w:val="clear" w:color="auto" w:fill="FFFFFF"/>
+            <w:tcMar>
+              <w:top w:w="0" w:type="dxa"/>
+              <w:bottom w:w="0" w:type="dxa"/>
+              <w:left w:w="0" w:type="dxa"/>
+              <w:right w:w="0" w:type="dxa"/>
+            </w:tcMar>
+            <w:vAlign w:val="top"/>
+          </w:tcPr>
+          <w:p>
+            <w:pPr>
               <w:jc w:val="center"/>
               <w:pBdr>
                 <w:bottom w:val="none" w:sz="0" w:space="0" w:color="000000"/>
@@ -2154,14 +2116,14 @@
                 <w:szCs w:val="16"/>
                 <w:color w:val="000000"/>
               </w:rPr>
-              <w:t xml:space="preserve">3 (0,7%)</w:t>
+              <w:t xml:space="preserve">223 (52.3%)</w:t>
             </w:r>
           </w:p>
         </w:tc>
       </w:tr>
       <w:tr>
         <w:trPr>
-          <w:trHeight w:val="574" w:hRule="auto"/>
+          <w:trHeight w:val="573" w:hRule="auto"/>
         </w:trPr>
         body19
         <w:tc>
@@ -2183,7 +2145,6 @@
           </w:tcPr>
           <w:p>
             <w:pPr>
-              <w:pStyle w:val="Normal"/>
               <w:jc w:val="left"/>
               <w:pBdr>
                 <w:bottom w:val="none" w:sz="0" w:space="0" w:color="000000"/>
@@ -2213,30 +2174,29 @@
                 <w:szCs w:val="16"/>
                 <w:color w:val="000000"/>
               </w:rPr>
-              <w:t xml:space="preserve">Sistema de salud</w:t>
-            </w:r>
-          </w:p>
-        </w:tc>
-        <w:tc>
-          <w:tcPr>
-            <w:tcBorders>
-              <w:bottom w:val="none" w:sz="0" w:space="0" w:color="000000"/>
-              <w:top w:val="none" w:sz="0" w:space="0" w:color="000000"/>
-              <w:left w:val="none" w:sz="0" w:space="0" w:color="000000"/>
-              <w:right w:val="none" w:sz="0" w:space="0" w:color="000000"/>
-            </w:tcBorders>
-            <w:shd w:val="clear" w:color="auto" w:fill="FFFFFF"/>
-            <w:tcMar>
-              <w:top w:w="0" w:type="dxa"/>
-              <w:bottom w:w="0" w:type="dxa"/>
-              <w:left w:w="0" w:type="dxa"/>
-              <w:right w:w="0" w:type="dxa"/>
-            </w:tcMar>
-            <w:vAlign w:val="top"/>
-          </w:tcPr>
-          <w:p>
-            <w:pPr>
-              <w:pStyle w:val="Normal"/>
+              <w:t xml:space="preserve">Place of birth</w:t>
+            </w:r>
+          </w:p>
+        </w:tc>
+        <w:tc>
+          <w:tcPr>
+            <w:tcBorders>
+              <w:bottom w:val="none" w:sz="0" w:space="0" w:color="000000"/>
+              <w:top w:val="none" w:sz="0" w:space="0" w:color="000000"/>
+              <w:left w:val="none" w:sz="0" w:space="0" w:color="000000"/>
+              <w:right w:val="none" w:sz="0" w:space="0" w:color="000000"/>
+            </w:tcBorders>
+            <w:shd w:val="clear" w:color="auto" w:fill="FFFFFF"/>
+            <w:tcMar>
+              <w:top w:w="0" w:type="dxa"/>
+              <w:bottom w:w="0" w:type="dxa"/>
+              <w:left w:w="0" w:type="dxa"/>
+              <w:right w:w="0" w:type="dxa"/>
+            </w:tcMar>
+            <w:vAlign w:val="top"/>
+          </w:tcPr>
+          <w:p>
+            <w:pPr>
               <w:jc w:val="center"/>
               <w:pBdr>
                 <w:bottom w:val="none" w:sz="0" w:space="0" w:color="000000"/>
@@ -2295,7 +2255,6 @@
           </w:tcPr>
           <w:p>
             <w:pPr>
-              <w:pStyle w:val="Normal"/>
               <w:jc w:val="left"/>
               <w:pBdr>
                 <w:bottom w:val="none" w:sz="0" w:space="0" w:color="000000"/>
@@ -2325,30 +2284,29 @@
                 <w:szCs w:val="16"/>
                 <w:color w:val="000000"/>
               </w:rPr>
-              <w:t xml:space="preserve">Hospital público o centros de salud</w:t>
-            </w:r>
-          </w:p>
-        </w:tc>
-        <w:tc>
-          <w:tcPr>
-            <w:tcBorders>
-              <w:bottom w:val="none" w:sz="0" w:space="0" w:color="000000"/>
-              <w:top w:val="none" w:sz="0" w:space="0" w:color="000000"/>
-              <w:left w:val="none" w:sz="0" w:space="0" w:color="000000"/>
-              <w:right w:val="none" w:sz="0" w:space="0" w:color="000000"/>
-            </w:tcBorders>
-            <w:shd w:val="clear" w:color="auto" w:fill="FFFFFF"/>
-            <w:tcMar>
-              <w:top w:w="0" w:type="dxa"/>
-              <w:bottom w:w="0" w:type="dxa"/>
-              <w:left w:w="0" w:type="dxa"/>
-              <w:right w:w="0" w:type="dxa"/>
-            </w:tcMar>
-            <w:vAlign w:val="top"/>
-          </w:tcPr>
-          <w:p>
-            <w:pPr>
-              <w:pStyle w:val="Normal"/>
+              <w:t xml:space="preserve">In a neighboring country</w:t>
+            </w:r>
+          </w:p>
+        </w:tc>
+        <w:tc>
+          <w:tcPr>
+            <w:tcBorders>
+              <w:bottom w:val="none" w:sz="0" w:space="0" w:color="000000"/>
+              <w:top w:val="none" w:sz="0" w:space="0" w:color="000000"/>
+              <w:left w:val="none" w:sz="0" w:space="0" w:color="000000"/>
+              <w:right w:val="none" w:sz="0" w:space="0" w:color="000000"/>
+            </w:tcBorders>
+            <w:shd w:val="clear" w:color="auto" w:fill="FFFFFF"/>
+            <w:tcMar>
+              <w:top w:w="0" w:type="dxa"/>
+              <w:bottom w:w="0" w:type="dxa"/>
+              <w:left w:w="0" w:type="dxa"/>
+              <w:right w:w="0" w:type="dxa"/>
+            </w:tcMar>
+            <w:vAlign w:val="top"/>
+          </w:tcPr>
+          <w:p>
+            <w:pPr>
               <w:jc w:val="center"/>
               <w:pBdr>
                 <w:bottom w:val="none" w:sz="0" w:space="0" w:color="000000"/>
@@ -2378,7 +2336,7 @@
                 <w:szCs w:val="16"/>
                 <w:color w:val="000000"/>
               </w:rPr>
-              <w:t xml:space="preserve">48 (11,3%)</w:t>
+              <w:t xml:space="preserve">18 (4.2%)</w:t>
             </w:r>
           </w:p>
         </w:tc>
@@ -2407,7 +2365,6 @@
           </w:tcPr>
           <w:p>
             <w:pPr>
-              <w:pStyle w:val="Normal"/>
               <w:jc w:val="left"/>
               <w:pBdr>
                 <w:bottom w:val="none" w:sz="0" w:space="0" w:color="000000"/>
@@ -2437,30 +2394,29 @@
                 <w:szCs w:val="16"/>
                 <w:color w:val="000000"/>
               </w:rPr>
-              <w:t xml:space="preserve">Obra social</w:t>
-            </w:r>
-          </w:p>
-        </w:tc>
-        <w:tc>
-          <w:tcPr>
-            <w:tcBorders>
-              <w:bottom w:val="none" w:sz="0" w:space="0" w:color="000000"/>
-              <w:top w:val="none" w:sz="0" w:space="0" w:color="000000"/>
-              <w:left w:val="none" w:sz="0" w:space="0" w:color="000000"/>
-              <w:right w:val="none" w:sz="0" w:space="0" w:color="000000"/>
-            </w:tcBorders>
-            <w:shd w:val="clear" w:color="auto" w:fill="FFFFFF"/>
-            <w:tcMar>
-              <w:top w:w="0" w:type="dxa"/>
-              <w:bottom w:w="0" w:type="dxa"/>
-              <w:left w:w="0" w:type="dxa"/>
-              <w:right w:w="0" w:type="dxa"/>
-            </w:tcMar>
-            <w:vAlign w:val="top"/>
-          </w:tcPr>
-          <w:p>
-            <w:pPr>
-              <w:pStyle w:val="Normal"/>
+              <w:t xml:space="preserve">In another country</w:t>
+            </w:r>
+          </w:p>
+        </w:tc>
+        <w:tc>
+          <w:tcPr>
+            <w:tcBorders>
+              <w:bottom w:val="none" w:sz="0" w:space="0" w:color="000000"/>
+              <w:top w:val="none" w:sz="0" w:space="0" w:color="000000"/>
+              <w:left w:val="none" w:sz="0" w:space="0" w:color="000000"/>
+              <w:right w:val="none" w:sz="0" w:space="0" w:color="000000"/>
+            </w:tcBorders>
+            <w:shd w:val="clear" w:color="auto" w:fill="FFFFFF"/>
+            <w:tcMar>
+              <w:top w:w="0" w:type="dxa"/>
+              <w:bottom w:w="0" w:type="dxa"/>
+              <w:left w:w="0" w:type="dxa"/>
+              <w:right w:w="0" w:type="dxa"/>
+            </w:tcMar>
+            <w:vAlign w:val="top"/>
+          </w:tcPr>
+          <w:p>
+            <w:pPr>
               <w:jc w:val="center"/>
               <w:pBdr>
                 <w:bottom w:val="none" w:sz="0" w:space="0" w:color="000000"/>
@@ -2490,7 +2446,7 @@
                 <w:szCs w:val="16"/>
                 <w:color w:val="000000"/>
               </w:rPr>
-              <w:t xml:space="preserve">223 (52,3%)</w:t>
+              <w:t xml:space="preserve">5 (1.2%)</w:t>
             </w:r>
           </w:p>
         </w:tc>
@@ -2519,7 +2475,6 @@
           </w:tcPr>
           <w:p>
             <w:pPr>
-              <w:pStyle w:val="Normal"/>
               <w:jc w:val="left"/>
               <w:pBdr>
                 <w:bottom w:val="none" w:sz="0" w:space="0" w:color="000000"/>
@@ -2549,30 +2504,29 @@
                 <w:szCs w:val="16"/>
                 <w:color w:val="000000"/>
               </w:rPr>
-              <w:t xml:space="preserve">Prepaga</w:t>
-            </w:r>
-          </w:p>
-        </w:tc>
-        <w:tc>
-          <w:tcPr>
-            <w:tcBorders>
-              <w:bottom w:val="none" w:sz="0" w:space="0" w:color="000000"/>
-              <w:top w:val="none" w:sz="0" w:space="0" w:color="000000"/>
-              <w:left w:val="none" w:sz="0" w:space="0" w:color="000000"/>
-              <w:right w:val="none" w:sz="0" w:space="0" w:color="000000"/>
-            </w:tcBorders>
-            <w:shd w:val="clear" w:color="auto" w:fill="FFFFFF"/>
-            <w:tcMar>
-              <w:top w:w="0" w:type="dxa"/>
-              <w:bottom w:w="0" w:type="dxa"/>
-              <w:left w:w="0" w:type="dxa"/>
-              <w:right w:w="0" w:type="dxa"/>
-            </w:tcMar>
-            <w:vAlign w:val="top"/>
-          </w:tcPr>
-          <w:p>
-            <w:pPr>
-              <w:pStyle w:val="Normal"/>
+              <w:t xml:space="preserve">In another locality of this province</w:t>
+            </w:r>
+          </w:p>
+        </w:tc>
+        <w:tc>
+          <w:tcPr>
+            <w:tcBorders>
+              <w:bottom w:val="none" w:sz="0" w:space="0" w:color="000000"/>
+              <w:top w:val="none" w:sz="0" w:space="0" w:color="000000"/>
+              <w:left w:val="none" w:sz="0" w:space="0" w:color="000000"/>
+              <w:right w:val="none" w:sz="0" w:space="0" w:color="000000"/>
+            </w:tcBorders>
+            <w:shd w:val="clear" w:color="auto" w:fill="FFFFFF"/>
+            <w:tcMar>
+              <w:top w:w="0" w:type="dxa"/>
+              <w:bottom w:w="0" w:type="dxa"/>
+              <w:left w:w="0" w:type="dxa"/>
+              <w:right w:w="0" w:type="dxa"/>
+            </w:tcMar>
+            <w:vAlign w:val="top"/>
+          </w:tcPr>
+          <w:p>
+            <w:pPr>
               <w:jc w:val="center"/>
               <w:pBdr>
                 <w:bottom w:val="none" w:sz="0" w:space="0" w:color="000000"/>
@@ -2602,14 +2556,14 @@
                 <w:szCs w:val="16"/>
                 <w:color w:val="000000"/>
               </w:rPr>
-              <w:t xml:space="preserve">155 (36,4%)</w:t>
+              <w:t xml:space="preserve">81 (19.1%)</w:t>
             </w:r>
           </w:p>
         </w:tc>
       </w:tr>
       <w:tr>
         <w:trPr>
-          <w:trHeight w:val="614" w:hRule="auto"/>
+          <w:trHeight w:val="617" w:hRule="auto"/>
         </w:trPr>
         body23
         <w:tc>
@@ -2631,7 +2585,6 @@
           </w:tcPr>
           <w:p>
             <w:pPr>
-              <w:pStyle w:val="Normal"/>
               <w:jc w:val="left"/>
               <w:pBdr>
                 <w:bottom w:val="none" w:sz="0" w:space="0" w:color="000000"/>
@@ -2640,6 +2593,58 @@
                 <w:right w:val="none" w:sz="0" w:space="0" w:color="000000"/>
               </w:pBdr>
               <w:spacing w:after="0" w:before="0" w:line="240"/>
+              <w:ind w:left="300" w:right="100" w:firstLine="0" w:firstLineChars="0"/>
+              <w:rPr>
+                <w:rFonts w:ascii="Arial" w:hAnsi="Arial" w:eastAsia="Arial" w:cs="Arial"/>
+                <w:i w:val="false"/>
+                <w:b w:val="false"/>
+                <w:u w:val="none"/>
+                <w:sz w:val="16"/>
+                <w:szCs w:val="16"/>
+                <w:color w:val="000000"/>
+              </w:rPr>
+            </w:pPr>
+            <w:r>
+              <w:rPr>
+                <w:rFonts w:ascii="Arial" w:hAnsi="Arial" w:eastAsia="Arial" w:cs="Arial"/>
+                <w:i w:val="false"/>
+                <w:b w:val="false"/>
+                <w:u w:val="none"/>
+                <w:sz w:val="16"/>
+                <w:szCs w:val="16"/>
+                <w:color w:val="000000"/>
+              </w:rPr>
+              <w:t xml:space="preserve">In another province</w:t>
+            </w:r>
+          </w:p>
+        </w:tc>
+        <w:tc>
+          <w:tcPr>
+            <w:tcBorders>
+              <w:bottom w:val="none" w:sz="0" w:space="0" w:color="000000"/>
+              <w:top w:val="none" w:sz="0" w:space="0" w:color="000000"/>
+              <w:left w:val="none" w:sz="0" w:space="0" w:color="000000"/>
+              <w:right w:val="none" w:sz="0" w:space="0" w:color="000000"/>
+            </w:tcBorders>
+            <w:shd w:val="clear" w:color="auto" w:fill="FFFFFF"/>
+            <w:tcMar>
+              <w:top w:w="0" w:type="dxa"/>
+              <w:bottom w:w="0" w:type="dxa"/>
+              <w:left w:w="0" w:type="dxa"/>
+              <w:right w:w="0" w:type="dxa"/>
+            </w:tcMar>
+            <w:vAlign w:val="top"/>
+          </w:tcPr>
+          <w:p>
+            <w:pPr>
+              <w:jc w:val="center"/>
+              <w:pBdr>
+                <w:bottom w:val="none" w:sz="0" w:space="0" w:color="000000"/>
+                <w:top w:val="none" w:sz="0" w:space="0" w:color="000000"/>
+                <w:left w:val="none" w:sz="0" w:space="0" w:color="000000"/>
+                <w:right w:val="none" w:sz="0" w:space="0" w:color="000000"/>
+              </w:pBdr>
+              <w:spacing w:after="0" w:before="0" w:line="240"/>
               <w:ind w:left="100" w:right="100" w:firstLine="0" w:firstLineChars="0"/>
               <w:rPr>
                 <w:rFonts w:ascii="Arial" w:hAnsi="Arial" w:eastAsia="Arial" w:cs="Arial"/>
@@ -2661,60 +2666,7 @@
                 <w:szCs w:val="16"/>
                 <w:color w:val="000000"/>
               </w:rPr>
-              <w:t xml:space="preserve">Lugar de nacimiento</w:t>
-            </w:r>
-          </w:p>
-        </w:tc>
-        <w:tc>
-          <w:tcPr>
-            <w:tcBorders>
-              <w:bottom w:val="none" w:sz="0" w:space="0" w:color="000000"/>
-              <w:top w:val="none" w:sz="0" w:space="0" w:color="000000"/>
-              <w:left w:val="none" w:sz="0" w:space="0" w:color="000000"/>
-              <w:right w:val="none" w:sz="0" w:space="0" w:color="000000"/>
-            </w:tcBorders>
-            <w:shd w:val="clear" w:color="auto" w:fill="FFFFFF"/>
-            <w:tcMar>
-              <w:top w:w="0" w:type="dxa"/>
-              <w:bottom w:w="0" w:type="dxa"/>
-              <w:left w:w="0" w:type="dxa"/>
-              <w:right w:w="0" w:type="dxa"/>
-            </w:tcMar>
-            <w:vAlign w:val="top"/>
-          </w:tcPr>
-          <w:p>
-            <w:pPr>
-              <w:pStyle w:val="Normal"/>
-              <w:jc w:val="center"/>
-              <w:pBdr>
-                <w:bottom w:val="none" w:sz="0" w:space="0" w:color="000000"/>
-                <w:top w:val="none" w:sz="0" w:space="0" w:color="000000"/>
-                <w:left w:val="none" w:sz="0" w:space="0" w:color="000000"/>
-                <w:right w:val="none" w:sz="0" w:space="0" w:color="000000"/>
-              </w:pBdr>
-              <w:spacing w:after="0" w:before="0" w:line="240"/>
-              <w:ind w:left="100" w:right="100" w:firstLine="0" w:firstLineChars="0"/>
-              <w:rPr>
-                <w:rFonts w:ascii="Arial" w:hAnsi="Arial" w:eastAsia="Arial" w:cs="Arial"/>
-                <w:i w:val="false"/>
-                <w:b w:val="false"/>
-                <w:u w:val="none"/>
-                <w:sz w:val="16"/>
-                <w:szCs w:val="16"/>
-                <w:color w:val="000000"/>
-              </w:rPr>
-            </w:pPr>
-            <w:r>
-              <w:rPr>
-                <w:rFonts w:ascii="Arial" w:hAnsi="Arial" w:eastAsia="Arial" w:cs="Arial"/>
-                <w:i w:val="false"/>
-                <w:b w:val="false"/>
-                <w:u w:val="none"/>
-                <w:sz w:val="16"/>
-                <w:szCs w:val="16"/>
-                <w:color w:val="000000"/>
-              </w:rPr>
-              <w:t xml:space="preserve"/>
+              <w:t xml:space="preserve">54 (12.7%)</w:t>
             </w:r>
           </w:p>
         </w:tc>
@@ -2743,7 +2695,6 @@
           </w:tcPr>
           <w:p>
             <w:pPr>
-              <w:pStyle w:val="Normal"/>
               <w:jc w:val="left"/>
               <w:pBdr>
                 <w:bottom w:val="none" w:sz="0" w:space="0" w:color="000000"/>
@@ -2773,30 +2724,29 @@
                 <w:szCs w:val="16"/>
                 <w:color w:val="000000"/>
               </w:rPr>
-              <w:t xml:space="preserve">En esta localidad</w:t>
-            </w:r>
-          </w:p>
-        </w:tc>
-        <w:tc>
-          <w:tcPr>
-            <w:tcBorders>
-              <w:bottom w:val="none" w:sz="0" w:space="0" w:color="000000"/>
-              <w:top w:val="none" w:sz="0" w:space="0" w:color="000000"/>
-              <w:left w:val="none" w:sz="0" w:space="0" w:color="000000"/>
-              <w:right w:val="none" w:sz="0" w:space="0" w:color="000000"/>
-            </w:tcBorders>
-            <w:shd w:val="clear" w:color="auto" w:fill="FFFFFF"/>
-            <w:tcMar>
-              <w:top w:w="0" w:type="dxa"/>
-              <w:bottom w:w="0" w:type="dxa"/>
-              <w:left w:w="0" w:type="dxa"/>
-              <w:right w:w="0" w:type="dxa"/>
-            </w:tcMar>
-            <w:vAlign w:val="top"/>
-          </w:tcPr>
-          <w:p>
-            <w:pPr>
-              <w:pStyle w:val="Normal"/>
+              <w:t xml:space="preserve">In this locality</w:t>
+            </w:r>
+          </w:p>
+        </w:tc>
+        <w:tc>
+          <w:tcPr>
+            <w:tcBorders>
+              <w:bottom w:val="none" w:sz="0" w:space="0" w:color="000000"/>
+              <w:top w:val="none" w:sz="0" w:space="0" w:color="000000"/>
+              <w:left w:val="none" w:sz="0" w:space="0" w:color="000000"/>
+              <w:right w:val="none" w:sz="0" w:space="0" w:color="000000"/>
+            </w:tcBorders>
+            <w:shd w:val="clear" w:color="auto" w:fill="FFFFFF"/>
+            <w:tcMar>
+              <w:top w:w="0" w:type="dxa"/>
+              <w:bottom w:w="0" w:type="dxa"/>
+              <w:left w:w="0" w:type="dxa"/>
+              <w:right w:w="0" w:type="dxa"/>
+            </w:tcMar>
+            <w:vAlign w:val="top"/>
+          </w:tcPr>
+          <w:p>
+            <w:pPr>
               <w:jc w:val="center"/>
               <w:pBdr>
                 <w:bottom w:val="none" w:sz="0" w:space="0" w:color="000000"/>
@@ -2826,14 +2776,14 @@
                 <w:szCs w:val="16"/>
                 <w:color w:val="000000"/>
               </w:rPr>
-              <w:t xml:space="preserve">267 (62,8%)</w:t>
+              <w:t xml:space="preserve">267 (62.8%)</w:t>
             </w:r>
           </w:p>
         </w:tc>
       </w:tr>
       <w:tr>
         <w:trPr>
-          <w:trHeight w:val="617" w:hRule="auto"/>
+          <w:trHeight w:val="573" w:hRule="auto"/>
         </w:trPr>
         body25
         <w:tc>
@@ -2855,7 +2805,6 @@
           </w:tcPr>
           <w:p>
             <w:pPr>
-              <w:pStyle w:val="Normal"/>
               <w:jc w:val="left"/>
               <w:pBdr>
                 <w:bottom w:val="none" w:sz="0" w:space="0" w:color="000000"/>
@@ -2864,51 +2813,50 @@
                 <w:right w:val="none" w:sz="0" w:space="0" w:color="000000"/>
               </w:pBdr>
               <w:spacing w:after="0" w:before="0" w:line="240"/>
-              <w:ind w:left="300" w:right="100" w:firstLine="0" w:firstLineChars="0"/>
-              <w:rPr>
-                <w:rFonts w:ascii="Arial" w:hAnsi="Arial" w:eastAsia="Arial" w:cs="Arial"/>
-                <w:i w:val="false"/>
-                <w:b w:val="false"/>
-                <w:u w:val="none"/>
-                <w:sz w:val="16"/>
-                <w:szCs w:val="16"/>
-                <w:color w:val="000000"/>
-              </w:rPr>
-            </w:pPr>
-            <w:r>
-              <w:rPr>
-                <w:rFonts w:ascii="Arial" w:hAnsi="Arial" w:eastAsia="Arial" w:cs="Arial"/>
-                <w:i w:val="false"/>
-                <w:b w:val="false"/>
-                <w:u w:val="none"/>
-                <w:sz w:val="16"/>
-                <w:szCs w:val="16"/>
-                <w:color w:val="000000"/>
-              </w:rPr>
-              <w:t xml:space="preserve">En otra localidad de esta provincia</w:t>
-            </w:r>
-          </w:p>
-        </w:tc>
-        <w:tc>
-          <w:tcPr>
-            <w:tcBorders>
-              <w:bottom w:val="none" w:sz="0" w:space="0" w:color="000000"/>
-              <w:top w:val="none" w:sz="0" w:space="0" w:color="000000"/>
-              <w:left w:val="none" w:sz="0" w:space="0" w:color="000000"/>
-              <w:right w:val="none" w:sz="0" w:space="0" w:color="000000"/>
-            </w:tcBorders>
-            <w:shd w:val="clear" w:color="auto" w:fill="FFFFFF"/>
-            <w:tcMar>
-              <w:top w:w="0" w:type="dxa"/>
-              <w:bottom w:w="0" w:type="dxa"/>
-              <w:left w:w="0" w:type="dxa"/>
-              <w:right w:w="0" w:type="dxa"/>
-            </w:tcMar>
-            <w:vAlign w:val="top"/>
-          </w:tcPr>
-          <w:p>
-            <w:pPr>
-              <w:pStyle w:val="Normal"/>
+              <w:ind w:left="100" w:right="100" w:firstLine="0" w:firstLineChars="0"/>
+              <w:rPr>
+                <w:rFonts w:ascii="Arial" w:hAnsi="Arial" w:eastAsia="Arial" w:cs="Arial"/>
+                <w:i w:val="false"/>
+                <w:b w:val="false"/>
+                <w:u w:val="none"/>
+                <w:sz w:val="16"/>
+                <w:szCs w:val="16"/>
+                <w:color w:val="000000"/>
+              </w:rPr>
+            </w:pPr>
+            <w:r>
+              <w:rPr>
+                <w:rFonts w:ascii="Arial" w:hAnsi="Arial" w:eastAsia="Arial" w:cs="Arial"/>
+                <w:i w:val="false"/>
+                <w:b w:val="false"/>
+                <w:u w:val="none"/>
+                <w:sz w:val="16"/>
+                <w:szCs w:val="16"/>
+                <w:color w:val="000000"/>
+              </w:rPr>
+              <w:t xml:space="preserve">Place of residence</w:t>
+            </w:r>
+          </w:p>
+        </w:tc>
+        <w:tc>
+          <w:tcPr>
+            <w:tcBorders>
+              <w:bottom w:val="none" w:sz="0" w:space="0" w:color="000000"/>
+              <w:top w:val="none" w:sz="0" w:space="0" w:color="000000"/>
+              <w:left w:val="none" w:sz="0" w:space="0" w:color="000000"/>
+              <w:right w:val="none" w:sz="0" w:space="0" w:color="000000"/>
+            </w:tcBorders>
+            <w:shd w:val="clear" w:color="auto" w:fill="FFFFFF"/>
+            <w:tcMar>
+              <w:top w:w="0" w:type="dxa"/>
+              <w:bottom w:w="0" w:type="dxa"/>
+              <w:left w:w="0" w:type="dxa"/>
+              <w:right w:w="0" w:type="dxa"/>
+            </w:tcMar>
+            <w:vAlign w:val="top"/>
+          </w:tcPr>
+          <w:p>
+            <w:pPr>
               <w:jc w:val="center"/>
               <w:pBdr>
                 <w:bottom w:val="none" w:sz="0" w:space="0" w:color="000000"/>
@@ -2938,7 +2886,7 @@
                 <w:szCs w:val="16"/>
                 <w:color w:val="000000"/>
               </w:rPr>
-              <w:t xml:space="preserve">81 (19,1%)</w:t>
+              <w:t xml:space="preserve"/>
             </w:r>
           </w:p>
         </w:tc>
@@ -2967,7 +2915,6 @@
           </w:tcPr>
           <w:p>
             <w:pPr>
-              <w:pStyle w:val="Normal"/>
               <w:jc w:val="left"/>
               <w:pBdr>
                 <w:bottom w:val="none" w:sz="0" w:space="0" w:color="000000"/>
@@ -2997,30 +2944,29 @@
                 <w:szCs w:val="16"/>
                 <w:color w:val="000000"/>
               </w:rPr>
-              <w:t xml:space="preserve">En otra provincia</w:t>
-            </w:r>
-          </w:p>
-        </w:tc>
-        <w:tc>
-          <w:tcPr>
-            <w:tcBorders>
-              <w:bottom w:val="none" w:sz="0" w:space="0" w:color="000000"/>
-              <w:top w:val="none" w:sz="0" w:space="0" w:color="000000"/>
-              <w:left w:val="none" w:sz="0" w:space="0" w:color="000000"/>
-              <w:right w:val="none" w:sz="0" w:space="0" w:color="000000"/>
-            </w:tcBorders>
-            <w:shd w:val="clear" w:color="auto" w:fill="FFFFFF"/>
-            <w:tcMar>
-              <w:top w:w="0" w:type="dxa"/>
-              <w:bottom w:w="0" w:type="dxa"/>
-              <w:left w:w="0" w:type="dxa"/>
-              <w:right w:w="0" w:type="dxa"/>
-            </w:tcMar>
-            <w:vAlign w:val="top"/>
-          </w:tcPr>
-          <w:p>
-            <w:pPr>
-              <w:pStyle w:val="Normal"/>
+              <w:t xml:space="preserve">Greater Buenos Aires</w:t>
+            </w:r>
+          </w:p>
+        </w:tc>
+        <w:tc>
+          <w:tcPr>
+            <w:tcBorders>
+              <w:bottom w:val="none" w:sz="0" w:space="0" w:color="000000"/>
+              <w:top w:val="none" w:sz="0" w:space="0" w:color="000000"/>
+              <w:left w:val="none" w:sz="0" w:space="0" w:color="000000"/>
+              <w:right w:val="none" w:sz="0" w:space="0" w:color="000000"/>
+            </w:tcBorders>
+            <w:shd w:val="clear" w:color="auto" w:fill="FFFFFF"/>
+            <w:tcMar>
+              <w:top w:w="0" w:type="dxa"/>
+              <w:bottom w:w="0" w:type="dxa"/>
+              <w:left w:w="0" w:type="dxa"/>
+              <w:right w:w="0" w:type="dxa"/>
+            </w:tcMar>
+            <w:vAlign w:val="top"/>
+          </w:tcPr>
+          <w:p>
+            <w:pPr>
               <w:jc w:val="center"/>
               <w:pBdr>
                 <w:bottom w:val="none" w:sz="0" w:space="0" w:color="000000"/>
@@ -3050,7 +2996,7 @@
                 <w:szCs w:val="16"/>
                 <w:color w:val="000000"/>
               </w:rPr>
-              <w:t xml:space="preserve">54 (12,7%)</w:t>
+              <w:t xml:space="preserve">0 (NA%)</w:t>
             </w:r>
           </w:p>
         </w:tc>
@@ -3079,7 +3025,6 @@
           </w:tcPr>
           <w:p>
             <w:pPr>
-              <w:pStyle w:val="Normal"/>
               <w:jc w:val="left"/>
               <w:pBdr>
                 <w:bottom w:val="none" w:sz="0" w:space="0" w:color="000000"/>
@@ -3109,30 +3054,29 @@
                 <w:szCs w:val="16"/>
                 <w:color w:val="000000"/>
               </w:rPr>
-              <w:t xml:space="preserve">En otro país</w:t>
-            </w:r>
-          </w:p>
-        </w:tc>
-        <w:tc>
-          <w:tcPr>
-            <w:tcBorders>
-              <w:bottom w:val="none" w:sz="0" w:space="0" w:color="000000"/>
-              <w:top w:val="none" w:sz="0" w:space="0" w:color="000000"/>
-              <w:left w:val="none" w:sz="0" w:space="0" w:color="000000"/>
-              <w:right w:val="none" w:sz="0" w:space="0" w:color="000000"/>
-            </w:tcBorders>
-            <w:shd w:val="clear" w:color="auto" w:fill="FFFFFF"/>
-            <w:tcMar>
-              <w:top w:w="0" w:type="dxa"/>
-              <w:bottom w:w="0" w:type="dxa"/>
-              <w:left w:w="0" w:type="dxa"/>
-              <w:right w:w="0" w:type="dxa"/>
-            </w:tcMar>
-            <w:vAlign w:val="top"/>
-          </w:tcPr>
-          <w:p>
-            <w:pPr>
-              <w:pStyle w:val="Normal"/>
+              <w:t xml:space="preserve">Córdoba</w:t>
+            </w:r>
+          </w:p>
+        </w:tc>
+        <w:tc>
+          <w:tcPr>
+            <w:tcBorders>
+              <w:bottom w:val="none" w:sz="0" w:space="0" w:color="000000"/>
+              <w:top w:val="none" w:sz="0" w:space="0" w:color="000000"/>
+              <w:left w:val="none" w:sz="0" w:space="0" w:color="000000"/>
+              <w:right w:val="none" w:sz="0" w:space="0" w:color="000000"/>
+            </w:tcBorders>
+            <w:shd w:val="clear" w:color="auto" w:fill="FFFFFF"/>
+            <w:tcMar>
+              <w:top w:w="0" w:type="dxa"/>
+              <w:bottom w:w="0" w:type="dxa"/>
+              <w:left w:w="0" w:type="dxa"/>
+              <w:right w:w="0" w:type="dxa"/>
+            </w:tcMar>
+            <w:vAlign w:val="top"/>
+          </w:tcPr>
+          <w:p>
+            <w:pPr>
               <w:jc w:val="center"/>
               <w:pBdr>
                 <w:bottom w:val="none" w:sz="0" w:space="0" w:color="000000"/>
@@ -3162,7 +3106,7 @@
                 <w:szCs w:val="16"/>
                 <w:color w:val="000000"/>
               </w:rPr>
-              <w:t xml:space="preserve">5 (1,2%)</w:t>
+              <w:t xml:space="preserve">0 (NA%)</w:t>
             </w:r>
           </w:p>
         </w:tc>
@@ -3191,7 +3135,6 @@
           </w:tcPr>
           <w:p>
             <w:pPr>
-              <w:pStyle w:val="Normal"/>
               <w:jc w:val="left"/>
               <w:pBdr>
                 <w:bottom w:val="none" w:sz="0" w:space="0" w:color="000000"/>
@@ -3221,30 +3164,29 @@
                 <w:szCs w:val="16"/>
                 <w:color w:val="000000"/>
               </w:rPr>
-              <w:t xml:space="preserve">En un país limítrofe</w:t>
-            </w:r>
-          </w:p>
-        </w:tc>
-        <w:tc>
-          <w:tcPr>
-            <w:tcBorders>
-              <w:bottom w:val="none" w:sz="0" w:space="0" w:color="000000"/>
-              <w:top w:val="none" w:sz="0" w:space="0" w:color="000000"/>
-              <w:left w:val="none" w:sz="0" w:space="0" w:color="000000"/>
-              <w:right w:val="none" w:sz="0" w:space="0" w:color="000000"/>
-            </w:tcBorders>
-            <w:shd w:val="clear" w:color="auto" w:fill="FFFFFF"/>
-            <w:tcMar>
-              <w:top w:w="0" w:type="dxa"/>
-              <w:bottom w:w="0" w:type="dxa"/>
-              <w:left w:w="0" w:type="dxa"/>
-              <w:right w:w="0" w:type="dxa"/>
-            </w:tcMar>
-            <w:vAlign w:val="top"/>
-          </w:tcPr>
-          <w:p>
-            <w:pPr>
-              <w:pStyle w:val="Normal"/>
+              <w:t xml:space="preserve">Mar del Plata</w:t>
+            </w:r>
+          </w:p>
+        </w:tc>
+        <w:tc>
+          <w:tcPr>
+            <w:tcBorders>
+              <w:bottom w:val="none" w:sz="0" w:space="0" w:color="000000"/>
+              <w:top w:val="none" w:sz="0" w:space="0" w:color="000000"/>
+              <w:left w:val="none" w:sz="0" w:space="0" w:color="000000"/>
+              <w:right w:val="none" w:sz="0" w:space="0" w:color="000000"/>
+            </w:tcBorders>
+            <w:shd w:val="clear" w:color="auto" w:fill="FFFFFF"/>
+            <w:tcMar>
+              <w:top w:w="0" w:type="dxa"/>
+              <w:bottom w:w="0" w:type="dxa"/>
+              <w:left w:w="0" w:type="dxa"/>
+              <w:right w:w="0" w:type="dxa"/>
+            </w:tcMar>
+            <w:vAlign w:val="top"/>
+          </w:tcPr>
+          <w:p>
+            <w:pPr>
               <w:jc w:val="center"/>
               <w:pBdr>
                 <w:bottom w:val="none" w:sz="0" w:space="0" w:color="000000"/>
@@ -3274,7 +3216,7 @@
                 <w:szCs w:val="16"/>
                 <w:color w:val="000000"/>
               </w:rPr>
-              <w:t xml:space="preserve">18 (4,2%)</w:t>
+              <w:t xml:space="preserve">0 (NA%)</w:t>
             </w:r>
           </w:p>
         </w:tc>
@@ -3303,7 +3245,6 @@
           </w:tcPr>
           <w:p>
             <w:pPr>
-              <w:pStyle w:val="Normal"/>
               <w:jc w:val="left"/>
               <w:pBdr>
                 <w:bottom w:val="none" w:sz="0" w:space="0" w:color="000000"/>
@@ -3333,30 +3274,29 @@
                 <w:szCs w:val="16"/>
                 <w:color w:val="000000"/>
               </w:rPr>
-              <w:t xml:space="preserve">Lugar de residencia</w:t>
-            </w:r>
-          </w:p>
-        </w:tc>
-        <w:tc>
-          <w:tcPr>
-            <w:tcBorders>
-              <w:bottom w:val="none" w:sz="0" w:space="0" w:color="000000"/>
-              <w:top w:val="none" w:sz="0" w:space="0" w:color="000000"/>
-              <w:left w:val="none" w:sz="0" w:space="0" w:color="000000"/>
-              <w:right w:val="none" w:sz="0" w:space="0" w:color="000000"/>
-            </w:tcBorders>
-            <w:shd w:val="clear" w:color="auto" w:fill="FFFFFF"/>
-            <w:tcMar>
-              <w:top w:w="0" w:type="dxa"/>
-              <w:bottom w:w="0" w:type="dxa"/>
-              <w:left w:w="0" w:type="dxa"/>
-              <w:right w:w="0" w:type="dxa"/>
-            </w:tcMar>
-            <w:vAlign w:val="top"/>
-          </w:tcPr>
-          <w:p>
-            <w:pPr>
-              <w:pStyle w:val="Normal"/>
+              <w:t xml:space="preserve">Highest educational level attained</w:t>
+            </w:r>
+          </w:p>
+        </w:tc>
+        <w:tc>
+          <w:tcPr>
+            <w:tcBorders>
+              <w:bottom w:val="none" w:sz="0" w:space="0" w:color="000000"/>
+              <w:top w:val="none" w:sz="0" w:space="0" w:color="000000"/>
+              <w:left w:val="none" w:sz="0" w:space="0" w:color="000000"/>
+              <w:right w:val="none" w:sz="0" w:space="0" w:color="000000"/>
+            </w:tcBorders>
+            <w:shd w:val="clear" w:color="auto" w:fill="FFFFFF"/>
+            <w:tcMar>
+              <w:top w:w="0" w:type="dxa"/>
+              <w:bottom w:w="0" w:type="dxa"/>
+              <w:left w:w="0" w:type="dxa"/>
+              <w:right w:w="0" w:type="dxa"/>
+            </w:tcMar>
+            <w:vAlign w:val="top"/>
+          </w:tcPr>
+          <w:p>
+            <w:pPr>
               <w:jc w:val="center"/>
               <w:pBdr>
                 <w:bottom w:val="none" w:sz="0" w:space="0" w:color="000000"/>
@@ -3415,7 +3355,6 @@
           </w:tcPr>
           <w:p>
             <w:pPr>
-              <w:pStyle w:val="Normal"/>
               <w:jc w:val="left"/>
               <w:pBdr>
                 <w:bottom w:val="none" w:sz="0" w:space="0" w:color="000000"/>
@@ -3445,30 +3384,29 @@
                 <w:szCs w:val="16"/>
                 <w:color w:val="000000"/>
               </w:rPr>
-              <w:t xml:space="preserve">CABA</w:t>
-            </w:r>
-          </w:p>
-        </w:tc>
-        <w:tc>
-          <w:tcPr>
-            <w:tcBorders>
-              <w:bottom w:val="none" w:sz="0" w:space="0" w:color="000000"/>
-              <w:top w:val="none" w:sz="0" w:space="0" w:color="000000"/>
-              <w:left w:val="none" w:sz="0" w:space="0" w:color="000000"/>
-              <w:right w:val="none" w:sz="0" w:space="0" w:color="000000"/>
-            </w:tcBorders>
-            <w:shd w:val="clear" w:color="auto" w:fill="FFFFFF"/>
-            <w:tcMar>
-              <w:top w:w="0" w:type="dxa"/>
-              <w:bottom w:w="0" w:type="dxa"/>
-              <w:left w:w="0" w:type="dxa"/>
-              <w:right w:w="0" w:type="dxa"/>
-            </w:tcMar>
-            <w:vAlign w:val="top"/>
-          </w:tcPr>
-          <w:p>
-            <w:pPr>
-              <w:pStyle w:val="Normal"/>
+              <w:t xml:space="preserve">Up to completed secondary</w:t>
+            </w:r>
+          </w:p>
+        </w:tc>
+        <w:tc>
+          <w:tcPr>
+            <w:tcBorders>
+              <w:bottom w:val="none" w:sz="0" w:space="0" w:color="000000"/>
+              <w:top w:val="none" w:sz="0" w:space="0" w:color="000000"/>
+              <w:left w:val="none" w:sz="0" w:space="0" w:color="000000"/>
+              <w:right w:val="none" w:sz="0" w:space="0" w:color="000000"/>
+            </w:tcBorders>
+            <w:shd w:val="clear" w:color="auto" w:fill="FFFFFF"/>
+            <w:tcMar>
+              <w:top w:w="0" w:type="dxa"/>
+              <w:bottom w:w="0" w:type="dxa"/>
+              <w:left w:w="0" w:type="dxa"/>
+              <w:right w:w="0" w:type="dxa"/>
+            </w:tcMar>
+            <w:vAlign w:val="top"/>
+          </w:tcPr>
+          <w:p>
+            <w:pPr>
               <w:jc w:val="center"/>
               <w:pBdr>
                 <w:bottom w:val="none" w:sz="0" w:space="0" w:color="000000"/>
@@ -3498,7 +3436,7 @@
                 <w:szCs w:val="16"/>
                 <w:color w:val="000000"/>
               </w:rPr>
-              <w:t xml:space="preserve">120 (28,2%)</w:t>
+              <w:t xml:space="preserve">304 (71.4%)</w:t>
             </w:r>
           </w:p>
         </w:tc>
@@ -3511,23 +3449,22 @@
         <w:tc>
           <w:tcPr>
             <w:tcBorders>
-              <w:bottom w:val="none" w:sz="0" w:space="0" w:color="000000"/>
-              <w:top w:val="none" w:sz="0" w:space="0" w:color="000000"/>
-              <w:left w:val="none" w:sz="0" w:space="0" w:color="000000"/>
-              <w:right w:val="none" w:sz="0" w:space="0" w:color="000000"/>
-            </w:tcBorders>
-            <w:shd w:val="clear" w:color="auto" w:fill="FFFFFF"/>
-            <w:tcMar>
-              <w:top w:w="0" w:type="dxa"/>
-              <w:bottom w:w="0" w:type="dxa"/>
-              <w:left w:w="0" w:type="dxa"/>
-              <w:right w:w="0" w:type="dxa"/>
-            </w:tcMar>
-            <w:vAlign w:val="top"/>
-          </w:tcPr>
-          <w:p>
-            <w:pPr>
-              <w:pStyle w:val="Normal"/>
+              <w:bottom w:val="single" w:sz="8" w:space="0" w:color="000000"/>
+              <w:top w:val="none" w:sz="0" w:space="0" w:color="000000"/>
+              <w:left w:val="none" w:sz="0" w:space="0" w:color="000000"/>
+              <w:right w:val="none" w:sz="0" w:space="0" w:color="000000"/>
+            </w:tcBorders>
+            <w:shd w:val="clear" w:color="auto" w:fill="FFFFFF"/>
+            <w:tcMar>
+              <w:top w:w="0" w:type="dxa"/>
+              <w:bottom w:w="0" w:type="dxa"/>
+              <w:left w:w="0" w:type="dxa"/>
+              <w:right w:w="0" w:type="dxa"/>
+            </w:tcMar>
+            <w:vAlign w:val="top"/>
+          </w:tcPr>
+          <w:p>
+            <w:pPr>
               <w:jc w:val="left"/>
               <w:pBdr>
                 <w:bottom w:val="none" w:sz="0" w:space="0" w:color="000000"/>
@@ -3557,30 +3494,29 @@
                 <w:szCs w:val="16"/>
                 <w:color w:val="000000"/>
               </w:rPr>
-              <w:t xml:space="preserve">Conurbano GBA</w:t>
-            </w:r>
-          </w:p>
-        </w:tc>
-        <w:tc>
-          <w:tcPr>
-            <w:tcBorders>
-              <w:bottom w:val="none" w:sz="0" w:space="0" w:color="000000"/>
-              <w:top w:val="none" w:sz="0" w:space="0" w:color="000000"/>
-              <w:left w:val="none" w:sz="0" w:space="0" w:color="000000"/>
-              <w:right w:val="none" w:sz="0" w:space="0" w:color="000000"/>
-            </w:tcBorders>
-            <w:shd w:val="clear" w:color="auto" w:fill="FFFFFF"/>
-            <w:tcMar>
-              <w:top w:w="0" w:type="dxa"/>
-              <w:bottom w:w="0" w:type="dxa"/>
-              <w:left w:w="0" w:type="dxa"/>
-              <w:right w:w="0" w:type="dxa"/>
-            </w:tcMar>
-            <w:vAlign w:val="top"/>
-          </w:tcPr>
-          <w:p>
-            <w:pPr>
-              <w:pStyle w:val="Normal"/>
+              <w:t xml:space="preserve">Completed higher education</w:t>
+            </w:r>
+          </w:p>
+        </w:tc>
+        <w:tc>
+          <w:tcPr>
+            <w:tcBorders>
+              <w:bottom w:val="single" w:sz="8" w:space="0" w:color="000000"/>
+              <w:top w:val="none" w:sz="0" w:space="0" w:color="000000"/>
+              <w:left w:val="none" w:sz="0" w:space="0" w:color="000000"/>
+              <w:right w:val="none" w:sz="0" w:space="0" w:color="000000"/>
+            </w:tcBorders>
+            <w:shd w:val="clear" w:color="auto" w:fill="FFFFFF"/>
+            <w:tcMar>
+              <w:top w:w="0" w:type="dxa"/>
+              <w:bottom w:w="0" w:type="dxa"/>
+              <w:left w:w="0" w:type="dxa"/>
+              <w:right w:w="0" w:type="dxa"/>
+            </w:tcMar>
+            <w:vAlign w:val="top"/>
+          </w:tcPr>
+          <w:p>
+            <w:pPr>
               <w:jc w:val="center"/>
               <w:pBdr>
                 <w:bottom w:val="none" w:sz="0" w:space="0" w:color="000000"/>
@@ -3610,567 +3546,7 @@
                 <w:szCs w:val="16"/>
                 <w:color w:val="000000"/>
               </w:rPr>
-              <w:t xml:space="preserve">128 (30,0%)</w:t>
-            </w:r>
-          </w:p>
-        </w:tc>
-      </w:tr>
-      <w:tr>
-        <w:trPr>
-          <w:trHeight w:val="617" w:hRule="auto"/>
-        </w:trPr>
-        body32
-        <w:tc>
-          <w:tcPr>
-            <w:tcBorders>
-              <w:bottom w:val="none" w:sz="0" w:space="0" w:color="000000"/>
-              <w:top w:val="none" w:sz="0" w:space="0" w:color="000000"/>
-              <w:left w:val="none" w:sz="0" w:space="0" w:color="000000"/>
-              <w:right w:val="none" w:sz="0" w:space="0" w:color="000000"/>
-            </w:tcBorders>
-            <w:shd w:val="clear" w:color="auto" w:fill="FFFFFF"/>
-            <w:tcMar>
-              <w:top w:w="0" w:type="dxa"/>
-              <w:bottom w:w="0" w:type="dxa"/>
-              <w:left w:w="0" w:type="dxa"/>
-              <w:right w:w="0" w:type="dxa"/>
-            </w:tcMar>
-            <w:vAlign w:val="top"/>
-          </w:tcPr>
-          <w:p>
-            <w:pPr>
-              <w:pStyle w:val="Normal"/>
-              <w:jc w:val="left"/>
-              <w:pBdr>
-                <w:bottom w:val="none" w:sz="0" w:space="0" w:color="000000"/>
-                <w:top w:val="none" w:sz="0" w:space="0" w:color="000000"/>
-                <w:left w:val="none" w:sz="0" w:space="0" w:color="000000"/>
-                <w:right w:val="none" w:sz="0" w:space="0" w:color="000000"/>
-              </w:pBdr>
-              <w:spacing w:after="0" w:before="0" w:line="240"/>
-              <w:ind w:left="300" w:right="100" w:firstLine="0" w:firstLineChars="0"/>
-              <w:rPr>
-                <w:rFonts w:ascii="Arial" w:hAnsi="Arial" w:eastAsia="Arial" w:cs="Arial"/>
-                <w:i w:val="false"/>
-                <w:b w:val="false"/>
-                <w:u w:val="none"/>
-                <w:sz w:val="16"/>
-                <w:szCs w:val="16"/>
-                <w:color w:val="000000"/>
-              </w:rPr>
-            </w:pPr>
-            <w:r>
-              <w:rPr>
-                <w:rFonts w:ascii="Arial" w:hAnsi="Arial" w:eastAsia="Arial" w:cs="Arial"/>
-                <w:i w:val="false"/>
-                <w:b w:val="false"/>
-                <w:u w:val="none"/>
-                <w:sz w:val="16"/>
-                <w:szCs w:val="16"/>
-                <w:color w:val="000000"/>
-              </w:rPr>
-              <w:t xml:space="preserve">Córdoba</w:t>
-            </w:r>
-          </w:p>
-        </w:tc>
-        <w:tc>
-          <w:tcPr>
-            <w:tcBorders>
-              <w:bottom w:val="none" w:sz="0" w:space="0" w:color="000000"/>
-              <w:top w:val="none" w:sz="0" w:space="0" w:color="000000"/>
-              <w:left w:val="none" w:sz="0" w:space="0" w:color="000000"/>
-              <w:right w:val="none" w:sz="0" w:space="0" w:color="000000"/>
-            </w:tcBorders>
-            <w:shd w:val="clear" w:color="auto" w:fill="FFFFFF"/>
-            <w:tcMar>
-              <w:top w:w="0" w:type="dxa"/>
-              <w:bottom w:w="0" w:type="dxa"/>
-              <w:left w:w="0" w:type="dxa"/>
-              <w:right w:w="0" w:type="dxa"/>
-            </w:tcMar>
-            <w:vAlign w:val="top"/>
-          </w:tcPr>
-          <w:p>
-            <w:pPr>
-              <w:pStyle w:val="Normal"/>
-              <w:jc w:val="center"/>
-              <w:pBdr>
-                <w:bottom w:val="none" w:sz="0" w:space="0" w:color="000000"/>
-                <w:top w:val="none" w:sz="0" w:space="0" w:color="000000"/>
-                <w:left w:val="none" w:sz="0" w:space="0" w:color="000000"/>
-                <w:right w:val="none" w:sz="0" w:space="0" w:color="000000"/>
-              </w:pBdr>
-              <w:spacing w:after="0" w:before="0" w:line="240"/>
-              <w:ind w:left="100" w:right="100" w:firstLine="0" w:firstLineChars="0"/>
-              <w:rPr>
-                <w:rFonts w:ascii="Arial" w:hAnsi="Arial" w:eastAsia="Arial" w:cs="Arial"/>
-                <w:i w:val="false"/>
-                <w:b w:val="false"/>
-                <w:u w:val="none"/>
-                <w:sz w:val="16"/>
-                <w:szCs w:val="16"/>
-                <w:color w:val="000000"/>
-              </w:rPr>
-            </w:pPr>
-            <w:r>
-              <w:rPr>
-                <w:rFonts w:ascii="Arial" w:hAnsi="Arial" w:eastAsia="Arial" w:cs="Arial"/>
-                <w:i w:val="false"/>
-                <w:b w:val="false"/>
-                <w:u w:val="none"/>
-                <w:sz w:val="16"/>
-                <w:szCs w:val="16"/>
-                <w:color w:val="000000"/>
-              </w:rPr>
-              <w:t xml:space="preserve">91 (21,4%)</w:t>
-            </w:r>
-          </w:p>
-        </w:tc>
-      </w:tr>
-      <w:tr>
-        <w:trPr>
-          <w:trHeight w:val="617" w:hRule="auto"/>
-        </w:trPr>
-        body33
-        <w:tc>
-          <w:tcPr>
-            <w:tcBorders>
-              <w:bottom w:val="none" w:sz="0" w:space="0" w:color="000000"/>
-              <w:top w:val="none" w:sz="0" w:space="0" w:color="000000"/>
-              <w:left w:val="none" w:sz="0" w:space="0" w:color="000000"/>
-              <w:right w:val="none" w:sz="0" w:space="0" w:color="000000"/>
-            </w:tcBorders>
-            <w:shd w:val="clear" w:color="auto" w:fill="FFFFFF"/>
-            <w:tcMar>
-              <w:top w:w="0" w:type="dxa"/>
-              <w:bottom w:w="0" w:type="dxa"/>
-              <w:left w:w="0" w:type="dxa"/>
-              <w:right w:w="0" w:type="dxa"/>
-            </w:tcMar>
-            <w:vAlign w:val="top"/>
-          </w:tcPr>
-          <w:p>
-            <w:pPr>
-              <w:pStyle w:val="Normal"/>
-              <w:jc w:val="left"/>
-              <w:pBdr>
-                <w:bottom w:val="none" w:sz="0" w:space="0" w:color="000000"/>
-                <w:top w:val="none" w:sz="0" w:space="0" w:color="000000"/>
-                <w:left w:val="none" w:sz="0" w:space="0" w:color="000000"/>
-                <w:right w:val="none" w:sz="0" w:space="0" w:color="000000"/>
-              </w:pBdr>
-              <w:spacing w:after="0" w:before="0" w:line="240"/>
-              <w:ind w:left="300" w:right="100" w:firstLine="0" w:firstLineChars="0"/>
-              <w:rPr>
-                <w:rFonts w:ascii="Arial" w:hAnsi="Arial" w:eastAsia="Arial" w:cs="Arial"/>
-                <w:i w:val="false"/>
-                <w:b w:val="false"/>
-                <w:u w:val="none"/>
-                <w:sz w:val="16"/>
-                <w:szCs w:val="16"/>
-                <w:color w:val="000000"/>
-              </w:rPr>
-            </w:pPr>
-            <w:r>
-              <w:rPr>
-                <w:rFonts w:ascii="Arial" w:hAnsi="Arial" w:eastAsia="Arial" w:cs="Arial"/>
-                <w:i w:val="false"/>
-                <w:b w:val="false"/>
-                <w:u w:val="none"/>
-                <w:sz w:val="16"/>
-                <w:szCs w:val="16"/>
-                <w:color w:val="000000"/>
-              </w:rPr>
-              <w:t xml:space="preserve">Mar del Plata</w:t>
-            </w:r>
-          </w:p>
-        </w:tc>
-        <w:tc>
-          <w:tcPr>
-            <w:tcBorders>
-              <w:bottom w:val="none" w:sz="0" w:space="0" w:color="000000"/>
-              <w:top w:val="none" w:sz="0" w:space="0" w:color="000000"/>
-              <w:left w:val="none" w:sz="0" w:space="0" w:color="000000"/>
-              <w:right w:val="none" w:sz="0" w:space="0" w:color="000000"/>
-            </w:tcBorders>
-            <w:shd w:val="clear" w:color="auto" w:fill="FFFFFF"/>
-            <w:tcMar>
-              <w:top w:w="0" w:type="dxa"/>
-              <w:bottom w:w="0" w:type="dxa"/>
-              <w:left w:w="0" w:type="dxa"/>
-              <w:right w:w="0" w:type="dxa"/>
-            </w:tcMar>
-            <w:vAlign w:val="top"/>
-          </w:tcPr>
-          <w:p>
-            <w:pPr>
-              <w:pStyle w:val="Normal"/>
-              <w:jc w:val="center"/>
-              <w:pBdr>
-                <w:bottom w:val="none" w:sz="0" w:space="0" w:color="000000"/>
-                <w:top w:val="none" w:sz="0" w:space="0" w:color="000000"/>
-                <w:left w:val="none" w:sz="0" w:space="0" w:color="000000"/>
-                <w:right w:val="none" w:sz="0" w:space="0" w:color="000000"/>
-              </w:pBdr>
-              <w:spacing w:after="0" w:before="0" w:line="240"/>
-              <w:ind w:left="100" w:right="100" w:firstLine="0" w:firstLineChars="0"/>
-              <w:rPr>
-                <w:rFonts w:ascii="Arial" w:hAnsi="Arial" w:eastAsia="Arial" w:cs="Arial"/>
-                <w:i w:val="false"/>
-                <w:b w:val="false"/>
-                <w:u w:val="none"/>
-                <w:sz w:val="16"/>
-                <w:szCs w:val="16"/>
-                <w:color w:val="000000"/>
-              </w:rPr>
-            </w:pPr>
-            <w:r>
-              <w:rPr>
-                <w:rFonts w:ascii="Arial" w:hAnsi="Arial" w:eastAsia="Arial" w:cs="Arial"/>
-                <w:i w:val="false"/>
-                <w:b w:val="false"/>
-                <w:u w:val="none"/>
-                <w:sz w:val="16"/>
-                <w:szCs w:val="16"/>
-                <w:color w:val="000000"/>
-              </w:rPr>
-              <w:t xml:space="preserve">87 (20,4%)</w:t>
-            </w:r>
-          </w:p>
-        </w:tc>
-      </w:tr>
-      <w:tr>
-        <w:trPr>
-          <w:trHeight w:val="571" w:hRule="auto"/>
-        </w:trPr>
-        body34
-        <w:tc>
-          <w:tcPr>
-            <w:tcBorders>
-              <w:bottom w:val="none" w:sz="0" w:space="0" w:color="000000"/>
-              <w:top w:val="none" w:sz="0" w:space="0" w:color="000000"/>
-              <w:left w:val="none" w:sz="0" w:space="0" w:color="000000"/>
-              <w:right w:val="none" w:sz="0" w:space="0" w:color="000000"/>
-            </w:tcBorders>
-            <w:shd w:val="clear" w:color="auto" w:fill="FFFFFF"/>
-            <w:tcMar>
-              <w:top w:w="0" w:type="dxa"/>
-              <w:bottom w:w="0" w:type="dxa"/>
-              <w:left w:w="0" w:type="dxa"/>
-              <w:right w:w="0" w:type="dxa"/>
-            </w:tcMar>
-            <w:vAlign w:val="top"/>
-          </w:tcPr>
-          <w:p>
-            <w:pPr>
-              <w:pStyle w:val="Normal"/>
-              <w:jc w:val="left"/>
-              <w:pBdr>
-                <w:bottom w:val="none" w:sz="0" w:space="0" w:color="000000"/>
-                <w:top w:val="none" w:sz="0" w:space="0" w:color="000000"/>
-                <w:left w:val="none" w:sz="0" w:space="0" w:color="000000"/>
-                <w:right w:val="none" w:sz="0" w:space="0" w:color="000000"/>
-              </w:pBdr>
-              <w:spacing w:after="0" w:before="0" w:line="240"/>
-              <w:ind w:left="100" w:right="100" w:firstLine="0" w:firstLineChars="0"/>
-              <w:rPr>
-                <w:rFonts w:ascii="Arial" w:hAnsi="Arial" w:eastAsia="Arial" w:cs="Arial"/>
-                <w:i w:val="false"/>
-                <w:b w:val="false"/>
-                <w:u w:val="none"/>
-                <w:sz w:val="16"/>
-                <w:szCs w:val="16"/>
-                <w:color w:val="000000"/>
-              </w:rPr>
-            </w:pPr>
-            <w:r>
-              <w:rPr>
-                <w:rFonts w:ascii="Arial" w:hAnsi="Arial" w:eastAsia="Arial" w:cs="Arial"/>
-                <w:i w:val="false"/>
-                <w:b w:val="false"/>
-                <w:u w:val="none"/>
-                <w:sz w:val="16"/>
-                <w:szCs w:val="16"/>
-                <w:color w:val="000000"/>
-              </w:rPr>
-              <w:t xml:space="preserve">Nivel educativo alcanzado</w:t>
-            </w:r>
-          </w:p>
-        </w:tc>
-        <w:tc>
-          <w:tcPr>
-            <w:tcBorders>
-              <w:bottom w:val="none" w:sz="0" w:space="0" w:color="000000"/>
-              <w:top w:val="none" w:sz="0" w:space="0" w:color="000000"/>
-              <w:left w:val="none" w:sz="0" w:space="0" w:color="000000"/>
-              <w:right w:val="none" w:sz="0" w:space="0" w:color="000000"/>
-            </w:tcBorders>
-            <w:shd w:val="clear" w:color="auto" w:fill="FFFFFF"/>
-            <w:tcMar>
-              <w:top w:w="0" w:type="dxa"/>
-              <w:bottom w:w="0" w:type="dxa"/>
-              <w:left w:w="0" w:type="dxa"/>
-              <w:right w:w="0" w:type="dxa"/>
-            </w:tcMar>
-            <w:vAlign w:val="top"/>
-          </w:tcPr>
-          <w:p>
-            <w:pPr>
-              <w:pStyle w:val="Normal"/>
-              <w:jc w:val="center"/>
-              <w:pBdr>
-                <w:bottom w:val="none" w:sz="0" w:space="0" w:color="000000"/>
-                <w:top w:val="none" w:sz="0" w:space="0" w:color="000000"/>
-                <w:left w:val="none" w:sz="0" w:space="0" w:color="000000"/>
-                <w:right w:val="none" w:sz="0" w:space="0" w:color="000000"/>
-              </w:pBdr>
-              <w:spacing w:after="0" w:before="0" w:line="240"/>
-              <w:ind w:left="100" w:right="100" w:firstLine="0" w:firstLineChars="0"/>
-              <w:rPr>
-                <w:rFonts w:ascii="Arial" w:hAnsi="Arial" w:eastAsia="Arial" w:cs="Arial"/>
-                <w:i w:val="false"/>
-                <w:b w:val="false"/>
-                <w:u w:val="none"/>
-                <w:sz w:val="16"/>
-                <w:szCs w:val="16"/>
-                <w:color w:val="000000"/>
-              </w:rPr>
-            </w:pPr>
-            <w:r>
-              <w:rPr>
-                <w:rFonts w:ascii="Arial" w:hAnsi="Arial" w:eastAsia="Arial" w:cs="Arial"/>
-                <w:i w:val="false"/>
-                <w:b w:val="false"/>
-                <w:u w:val="none"/>
-                <w:sz w:val="16"/>
-                <w:szCs w:val="16"/>
-                <w:color w:val="000000"/>
-              </w:rPr>
-              <w:t xml:space="preserve"/>
-            </w:r>
-          </w:p>
-        </w:tc>
-      </w:tr>
-      <w:tr>
-        <w:trPr>
-          <w:trHeight w:val="617" w:hRule="auto"/>
-        </w:trPr>
-        body35
-        <w:tc>
-          <w:tcPr>
-            <w:tcBorders>
-              <w:bottom w:val="none" w:sz="0" w:space="0" w:color="000000"/>
-              <w:top w:val="none" w:sz="0" w:space="0" w:color="000000"/>
-              <w:left w:val="none" w:sz="0" w:space="0" w:color="000000"/>
-              <w:right w:val="none" w:sz="0" w:space="0" w:color="000000"/>
-            </w:tcBorders>
-            <w:shd w:val="clear" w:color="auto" w:fill="FFFFFF"/>
-            <w:tcMar>
-              <w:top w:w="0" w:type="dxa"/>
-              <w:bottom w:w="0" w:type="dxa"/>
-              <w:left w:w="0" w:type="dxa"/>
-              <w:right w:w="0" w:type="dxa"/>
-            </w:tcMar>
-            <w:vAlign w:val="top"/>
-          </w:tcPr>
-          <w:p>
-            <w:pPr>
-              <w:pStyle w:val="Normal"/>
-              <w:jc w:val="left"/>
-              <w:pBdr>
-                <w:bottom w:val="none" w:sz="0" w:space="0" w:color="000000"/>
-                <w:top w:val="none" w:sz="0" w:space="0" w:color="000000"/>
-                <w:left w:val="none" w:sz="0" w:space="0" w:color="000000"/>
-                <w:right w:val="none" w:sz="0" w:space="0" w:color="000000"/>
-              </w:pBdr>
-              <w:spacing w:after="0" w:before="0" w:line="240"/>
-              <w:ind w:left="300" w:right="100" w:firstLine="0" w:firstLineChars="0"/>
-              <w:rPr>
-                <w:rFonts w:ascii="Arial" w:hAnsi="Arial" w:eastAsia="Arial" w:cs="Arial"/>
-                <w:i w:val="false"/>
-                <w:b w:val="false"/>
-                <w:u w:val="none"/>
-                <w:sz w:val="16"/>
-                <w:szCs w:val="16"/>
-                <w:color w:val="000000"/>
-              </w:rPr>
-            </w:pPr>
-            <w:r>
-              <w:rPr>
-                <w:rFonts w:ascii="Arial" w:hAnsi="Arial" w:eastAsia="Arial" w:cs="Arial"/>
-                <w:i w:val="false"/>
-                <w:b w:val="false"/>
-                <w:u w:val="none"/>
-                <w:sz w:val="16"/>
-                <w:szCs w:val="16"/>
-                <w:color w:val="000000"/>
-              </w:rPr>
-              <w:t xml:space="preserve">Hasta sec. comp.</w:t>
-            </w:r>
-          </w:p>
-        </w:tc>
-        <w:tc>
-          <w:tcPr>
-            <w:tcBorders>
-              <w:bottom w:val="none" w:sz="0" w:space="0" w:color="000000"/>
-              <w:top w:val="none" w:sz="0" w:space="0" w:color="000000"/>
-              <w:left w:val="none" w:sz="0" w:space="0" w:color="000000"/>
-              <w:right w:val="none" w:sz="0" w:space="0" w:color="000000"/>
-            </w:tcBorders>
-            <w:shd w:val="clear" w:color="auto" w:fill="FFFFFF"/>
-            <w:tcMar>
-              <w:top w:w="0" w:type="dxa"/>
-              <w:bottom w:w="0" w:type="dxa"/>
-              <w:left w:w="0" w:type="dxa"/>
-              <w:right w:w="0" w:type="dxa"/>
-            </w:tcMar>
-            <w:vAlign w:val="top"/>
-          </w:tcPr>
-          <w:p>
-            <w:pPr>
-              <w:pStyle w:val="Normal"/>
-              <w:jc w:val="center"/>
-              <w:pBdr>
-                <w:bottom w:val="none" w:sz="0" w:space="0" w:color="000000"/>
-                <w:top w:val="none" w:sz="0" w:space="0" w:color="000000"/>
-                <w:left w:val="none" w:sz="0" w:space="0" w:color="000000"/>
-                <w:right w:val="none" w:sz="0" w:space="0" w:color="000000"/>
-              </w:pBdr>
-              <w:spacing w:after="0" w:before="0" w:line="240"/>
-              <w:ind w:left="100" w:right="100" w:firstLine="0" w:firstLineChars="0"/>
-              <w:rPr>
-                <w:rFonts w:ascii="Arial" w:hAnsi="Arial" w:eastAsia="Arial" w:cs="Arial"/>
-                <w:i w:val="false"/>
-                <w:b w:val="false"/>
-                <w:u w:val="none"/>
-                <w:sz w:val="16"/>
-                <w:szCs w:val="16"/>
-                <w:color w:val="000000"/>
-              </w:rPr>
-            </w:pPr>
-            <w:r>
-              <w:rPr>
-                <w:rFonts w:ascii="Arial" w:hAnsi="Arial" w:eastAsia="Arial" w:cs="Arial"/>
-                <w:i w:val="false"/>
-                <w:b w:val="false"/>
-                <w:u w:val="none"/>
-                <w:sz w:val="16"/>
-                <w:szCs w:val="16"/>
-                <w:color w:val="000000"/>
-              </w:rPr>
-              <w:t xml:space="preserve">304 (71,4%)</w:t>
-            </w:r>
-          </w:p>
-        </w:tc>
-      </w:tr>
-      <w:tr>
-        <w:trPr>
-          <w:trHeight w:val="617" w:hRule="auto"/>
-        </w:trPr>
-        body36
-        <w:tc>
-          <w:tcPr>
-            <w:tcBorders>
-              <w:bottom w:val="single" w:sz="8" w:space="0" w:color="000000"/>
-              <w:top w:val="none" w:sz="0" w:space="0" w:color="000000"/>
-              <w:left w:val="none" w:sz="0" w:space="0" w:color="000000"/>
-              <w:right w:val="none" w:sz="0" w:space="0" w:color="000000"/>
-            </w:tcBorders>
-            <w:shd w:val="clear" w:color="auto" w:fill="FFFFFF"/>
-            <w:tcMar>
-              <w:top w:w="0" w:type="dxa"/>
-              <w:bottom w:w="0" w:type="dxa"/>
-              <w:left w:w="0" w:type="dxa"/>
-              <w:right w:w="0" w:type="dxa"/>
-            </w:tcMar>
-            <w:vAlign w:val="top"/>
-          </w:tcPr>
-          <w:p>
-            <w:pPr>
-              <w:pStyle w:val="Normal"/>
-              <w:jc w:val="left"/>
-              <w:pBdr>
-                <w:bottom w:val="none" w:sz="0" w:space="0" w:color="000000"/>
-                <w:top w:val="none" w:sz="0" w:space="0" w:color="000000"/>
-                <w:left w:val="none" w:sz="0" w:space="0" w:color="000000"/>
-                <w:right w:val="none" w:sz="0" w:space="0" w:color="000000"/>
-              </w:pBdr>
-              <w:spacing w:after="0" w:before="0" w:line="240"/>
-              <w:ind w:left="300" w:right="100" w:firstLine="0" w:firstLineChars="0"/>
-              <w:rPr>
-                <w:rFonts w:ascii="Arial" w:hAnsi="Arial" w:eastAsia="Arial" w:cs="Arial"/>
-                <w:i w:val="false"/>
-                <w:b w:val="false"/>
-                <w:u w:val="none"/>
-                <w:sz w:val="16"/>
-                <w:szCs w:val="16"/>
-                <w:color w:val="000000"/>
-              </w:rPr>
-            </w:pPr>
-            <w:r>
-              <w:rPr>
-                <w:rFonts w:ascii="Arial" w:hAnsi="Arial" w:eastAsia="Arial" w:cs="Arial"/>
-                <w:i w:val="false"/>
-                <w:b w:val="false"/>
-                <w:u w:val="none"/>
-                <w:sz w:val="16"/>
-                <w:szCs w:val="16"/>
-                <w:color w:val="000000"/>
-              </w:rPr>
-              <w:t xml:space="preserve">Superior comp.</w:t>
-            </w:r>
-          </w:p>
-        </w:tc>
-        <w:tc>
-          <w:tcPr>
-            <w:tcBorders>
-              <w:bottom w:val="single" w:sz="8" w:space="0" w:color="000000"/>
-              <w:top w:val="none" w:sz="0" w:space="0" w:color="000000"/>
-              <w:left w:val="none" w:sz="0" w:space="0" w:color="000000"/>
-              <w:right w:val="none" w:sz="0" w:space="0" w:color="000000"/>
-            </w:tcBorders>
-            <w:shd w:val="clear" w:color="auto" w:fill="FFFFFF"/>
-            <w:tcMar>
-              <w:top w:w="0" w:type="dxa"/>
-              <w:bottom w:w="0" w:type="dxa"/>
-              <w:left w:w="0" w:type="dxa"/>
-              <w:right w:w="0" w:type="dxa"/>
-            </w:tcMar>
-            <w:vAlign w:val="top"/>
-          </w:tcPr>
-          <w:p>
-            <w:pPr>
-              <w:pStyle w:val="Normal"/>
-              <w:jc w:val="center"/>
-              <w:pBdr>
-                <w:bottom w:val="none" w:sz="0" w:space="0" w:color="000000"/>
-                <w:top w:val="none" w:sz="0" w:space="0" w:color="000000"/>
-                <w:left w:val="none" w:sz="0" w:space="0" w:color="000000"/>
-                <w:right w:val="none" w:sz="0" w:space="0" w:color="000000"/>
-              </w:pBdr>
-              <w:spacing w:after="0" w:before="0" w:line="240"/>
-              <w:ind w:left="100" w:right="100" w:firstLine="0" w:firstLineChars="0"/>
-              <w:rPr>
-                <w:rFonts w:ascii="Arial" w:hAnsi="Arial" w:eastAsia="Arial" w:cs="Arial"/>
-                <w:i w:val="false"/>
-                <w:b w:val="false"/>
-                <w:u w:val="none"/>
-                <w:sz w:val="16"/>
-                <w:szCs w:val="16"/>
-                <w:color w:val="000000"/>
-              </w:rPr>
-            </w:pPr>
-            <w:r>
-              <w:rPr>
-                <w:rFonts w:ascii="Arial" w:hAnsi="Arial" w:eastAsia="Arial" w:cs="Arial"/>
-                <w:i w:val="false"/>
-                <w:b w:val="false"/>
-                <w:u w:val="none"/>
-                <w:sz w:val="16"/>
-                <w:szCs w:val="16"/>
-                <w:color w:val="000000"/>
-              </w:rPr>
-              <w:t xml:space="preserve">122 (28,6%)</w:t>
+              <w:t xml:space="preserve">122 (28.6%)</w:t>
             </w:r>
           </w:p>
         </w:tc>
@@ -4200,7 +3576,6 @@
           </w:tcPr>
           <w:p>
             <w:pPr>
-              <w:pStyle w:val="Normal"/>
               <w:jc w:val="left"/>
               <w:pBdr>
                 <w:bottom w:val="none" w:sz="0" w:space="0" w:color="000000"/>
@@ -4243,15 +3618,15 @@
                 <w:szCs w:val="16"/>
                 <w:color w:val="000000"/>
               </w:rPr>
-              <w:t xml:space="preserve">n (%); Media (DE)</w:t>
+              <w:t xml:space="preserve">n (%); Mean (SD)</w:t>
             </w:r>
           </w:p>
         </w:tc>
       </w:tr>
     </w:tbl>
-    <w:sectPr w:officer="true">
-      <w:pgMar w:header="720" w:bottom="1440" w:top="1440" w:right="1440" w:left="1440" w:footer="720" w:gutter="720"/>
-      <w:pgSz w:h="16848" w:w="11952" w:orient="portrait"/>
+    <w:sectPr>
+      <w:pgMar w:header="708" w:bottom="1417" w:top="1417" w:right="1417" w:left="1417" w:footer="708" w:gutter="0"/>
+      <w:pgSz w:h="16838" w:w="11906" w:orient="portrait"/>
       <w:type w:val="continuous"/>
       <w:cols/>
     </w:sectPr>
